--- a/1-XX测试大纲（公开）_副本.docx
+++ b/1-XX测试大纲（公开）_副本.docx
@@ -6,8 +6,6 @@
       <w:pPr>
         <w:ind w:firstLine="480"/>
       </w:pPr>
-      <w:bookmarkStart w:id="152" w:name="_GoBack"/>
-      <w:bookmarkEnd w:id="152"/>
       <w:bookmarkStart w:id="0" w:name="_Toc462680156"/>
       <w:r>
         <mc:AlternateContent>
@@ -178,15 +176,15 @@
           </mc:Choice>
           <mc:Fallback>
             <w:pict>
-              <v:group id="画布 5" o:spid="_x0000_s1026" o:spt="203" style="height:698.85pt;width:415.3pt;" coordsize="5274310,8875395" editas="canvas" o:gfxdata="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">
+              <v:group id="画布 5" o:spid="_x0000_s1026" o:spt="203" style="height:698.85pt;width:415.3pt;" coordsize="5274310,8875395" editas="canvas" o:gfxdata="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">
                 <o:lock v:ext="edit" aspectratio="f"/>
-                <v:rect id="画布 5" o:spid="_x0000_s1026" o:spt="1" style="position:absolute;left:0;top:0;height:8875395;width:5274310;" filled="f" stroked="f" coordsize="21600,21600" o:gfxdata="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">
+                <v:shape id="画布 5" o:spid="_x0000_s1026" style="position:absolute;left:0;top:0;height:8875395;width:5274310;" filled="f" stroked="f" coordsize="21600,21600" o:gfxdata="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">
                   <v:fill on="f" focussize="0,0"/>
                   <v:stroke on="f"/>
                   <v:imagedata o:title=""/>
-                  <o:lock v:ext="edit" rotation="t" aspectratio="t"/>
-                </v:rect>
-                <v:rect id="Rectangle 5" o:spid="_x0000_s1026" o:spt="1" style="position:absolute;left:380922;top:2219764;height:1304486;width:4514663;" fillcolor="#FFFFFF" filled="t" stroked="t" coordsize="21600,21600" o:gfxdata="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">
+                  <o:lock v:ext="edit" aspectratio="t"/>
+                </v:shape>
+                <v:rect id="Rectangle 5" o:spid="_x0000_s1026" o:spt="1" style="position:absolute;left:380922;top:2219764;height:1304486;width:4514663;" fillcolor="#FFFFFF" filled="t" stroked="t" coordsize="21600,21600" o:gfxdata="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">
                   <v:fill on="t" focussize="0,0"/>
                   <v:stroke color="#FFFFFF" joinstyle="miter"/>
                   <v:imagedata o:title=""/>
@@ -223,7 +221,7 @@
                     </w:txbxContent>
                   </v:textbox>
                 </v:rect>
-                <v:rect id="Rectangle 6" o:spid="_x0000_s1026" o:spt="1" style="position:absolute;left:380922;top:7117166;height:876184;width:4514663;" fillcolor="#FFFFFF" filled="t" stroked="t" coordsize="21600,21600" o:gfxdata="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">
+                <v:rect id="Rectangle 6" o:spid="_x0000_s1026" o:spt="1" style="position:absolute;left:380922;top:7117166;height:876184;width:4514663;" fillcolor="#FFFFFF" filled="t" stroked="t" coordsize="21600,21600" o:gfxdata="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">
                   <v:fill on="t" focussize="0,0"/>
                   <v:stroke color="#FFFFFF" joinstyle="miter"/>
                   <v:imagedata o:title=""/>
@@ -332,7 +330,6 @@
       </w:tblGrid>
       <w:tr>
         <w:trPr>
-          <w:wBefore w:w="0" w:type="dxa"/>
           <w:trHeight w:val="851" w:hRule="atLeast"/>
         </w:trPr>
         <w:tc>
@@ -371,9 +368,6 @@
         </w:tc>
       </w:tr>
       <w:tr>
-        <w:trPr>
-          <w:wBefore w:w="0" w:type="dxa"/>
-        </w:trPr>
         <w:tc>
           <w:tcPr>
             <w:tcW w:w="2376" w:type="dxa"/>
@@ -476,9 +470,6 @@
         </w:tc>
       </w:tr>
       <w:tr>
-        <w:trPr>
-          <w:wBefore w:w="0" w:type="dxa"/>
-        </w:trPr>
         <w:tc>
           <w:tcPr>
             <w:tcW w:w="2376" w:type="dxa"/>
@@ -545,7 +536,6 @@
       </w:tr>
       <w:tr>
         <w:trPr>
-          <w:wBefore w:w="0" w:type="dxa"/>
           <w:trHeight w:val="680" w:hRule="atLeast"/>
         </w:trPr>
         <w:tc>
@@ -599,7 +589,6 @@
       </w:tr>
       <w:tr>
         <w:trPr>
-          <w:wBefore w:w="0" w:type="dxa"/>
           <w:trHeight w:val="680" w:hRule="atLeast"/>
         </w:trPr>
         <w:tc>
@@ -653,7 +642,6 @@
       </w:tr>
       <w:tr>
         <w:trPr>
-          <w:wBefore w:w="0" w:type="dxa"/>
           <w:trHeight w:val="680" w:hRule="atLeast"/>
         </w:trPr>
         <w:tc>
@@ -707,7 +695,6 @@
       </w:tr>
       <w:tr>
         <w:trPr>
-          <w:wBefore w:w="0" w:type="dxa"/>
           <w:trHeight w:val="680" w:hRule="atLeast"/>
         </w:trPr>
         <w:tc>
@@ -761,7 +748,6 @@
       </w:tr>
       <w:tr>
         <w:trPr>
-          <w:wBefore w:w="0" w:type="dxa"/>
           <w:trHeight w:val="680" w:hRule="atLeast"/>
         </w:trPr>
         <w:tc>
@@ -815,7 +801,6 @@
       </w:tr>
       <w:tr>
         <w:trPr>
-          <w:wBefore w:w="0" w:type="dxa"/>
           <w:trHeight w:val="851" w:hRule="atLeast"/>
         </w:trPr>
         <w:tc>
@@ -855,7 +840,6 @@
       </w:tr>
       <w:tr>
         <w:trPr>
-          <w:wBefore w:w="0" w:type="dxa"/>
           <w:trHeight w:val="680" w:hRule="atLeast"/>
         </w:trPr>
         <w:tc>
@@ -985,7 +969,6 @@
       </w:tr>
       <w:tr>
         <w:trPr>
-          <w:wBefore w:w="0" w:type="dxa"/>
           <w:trHeight w:val="567" w:hRule="atLeast"/>
         </w:trPr>
         <w:tc>
@@ -1073,7 +1056,6 @@
       </w:tr>
       <w:tr>
         <w:trPr>
-          <w:wBefore w:w="0" w:type="dxa"/>
           <w:trHeight w:val="567" w:hRule="atLeast"/>
         </w:trPr>
         <w:tc>
@@ -1161,7 +1143,6 @@
       </w:tr>
       <w:tr>
         <w:trPr>
-          <w:wBefore w:w="0" w:type="dxa"/>
           <w:trHeight w:val="567" w:hRule="atLeast"/>
         </w:trPr>
         <w:tc>
@@ -1249,7 +1230,6 @@
       </w:tr>
       <w:tr>
         <w:trPr>
-          <w:wBefore w:w="0" w:type="dxa"/>
           <w:trHeight w:val="567" w:hRule="atLeast"/>
         </w:trPr>
         <w:tc>
@@ -1340,7 +1320,6 @@
       </w:tr>
       <w:tr>
         <w:trPr>
-          <w:wBefore w:w="0" w:type="dxa"/>
           <w:trHeight w:val="567" w:hRule="atLeast"/>
         </w:trPr>
         <w:tc>
@@ -1431,7 +1410,6 @@
       </w:tr>
       <w:tr>
         <w:trPr>
-          <w:wBefore w:w="0" w:type="dxa"/>
           <w:trHeight w:val="567" w:hRule="atLeast"/>
         </w:trPr>
         <w:tc>
@@ -1522,7 +1500,6 @@
       </w:tr>
       <w:tr>
         <w:trPr>
-          <w:wBefore w:w="0" w:type="dxa"/>
           <w:trHeight w:val="567" w:hRule="atLeast"/>
         </w:trPr>
         <w:tc>
@@ -1613,7 +1590,6 @@
       </w:tr>
       <w:tr>
         <w:trPr>
-          <w:wBefore w:w="0" w:type="dxa"/>
           <w:trHeight w:val="567" w:hRule="atLeast"/>
         </w:trPr>
         <w:tc>
@@ -1704,7 +1680,6 @@
       </w:tr>
       <w:tr>
         <w:trPr>
-          <w:wBefore w:w="0" w:type="dxa"/>
           <w:trHeight w:val="567" w:hRule="atLeast"/>
         </w:trPr>
         <w:tc>
@@ -1795,7 +1770,6 @@
       </w:tr>
       <w:tr>
         <w:trPr>
-          <w:wBefore w:w="0" w:type="dxa"/>
           <w:trHeight w:val="567" w:hRule="atLeast"/>
         </w:trPr>
         <w:tc>
@@ -1886,7 +1860,6 @@
       </w:tr>
       <w:tr>
         <w:trPr>
-          <w:wBefore w:w="0" w:type="dxa"/>
           <w:trHeight w:val="567" w:hRule="atLeast"/>
         </w:trPr>
         <w:tc>
@@ -2037,41 +2010,33 @@
       <w:r>
         <w:rPr>
           <w:rStyle w:val="33"/>
-          <w:lang/>
         </w:rPr>
         <w:fldChar w:fldCharType="begin"/>
       </w:r>
       <w:r>
         <w:rPr>
           <w:rStyle w:val="33"/>
-          <w:lang/>
         </w:rPr>
         <w:instrText xml:space="preserve"> </w:instrText>
       </w:r>
       <w:r>
-        <w:rPr>
-          <w:lang/>
-        </w:rPr>
         <w:instrText xml:space="preserve">HYPERLINK \l "_Toc116145032"</w:instrText>
       </w:r>
       <w:r>
         <w:rPr>
           <w:rStyle w:val="33"/>
-          <w:lang/>
         </w:rPr>
         <w:instrText xml:space="preserve"> </w:instrText>
       </w:r>
       <w:r>
         <w:rPr>
           <w:rStyle w:val="33"/>
-          <w:lang/>
         </w:rPr>
         <w:fldChar w:fldCharType="separate"/>
       </w:r>
       <w:r>
         <w:rPr>
           <w:rStyle w:val="33"/>
-          <w:lang/>
         </w:rPr>
         <w:t>1</w:t>
       </w:r>
@@ -2079,50 +2044,30 @@
         <w:rPr>
           <w:rStyle w:val="33"/>
           <w:rFonts w:hint="eastAsia"/>
-          <w:lang/>
         </w:rPr>
         <w:t xml:space="preserve"> 项目情况</w:t>
       </w:r>
       <w:r>
-        <w:rPr>
-          <w:lang/>
-        </w:rPr>
         <w:tab/>
       </w:r>
       <w:r>
-        <w:rPr>
-          <w:lang/>
-        </w:rPr>
         <w:fldChar w:fldCharType="begin"/>
       </w:r>
       <w:r>
-        <w:rPr>
-          <w:lang/>
-        </w:rPr>
         <w:instrText xml:space="preserve"> PAGEREF _Toc116145032 \h </w:instrText>
       </w:r>
       <w:r>
-        <w:rPr>
-          <w:lang/>
-        </w:rPr>
         <w:fldChar w:fldCharType="separate"/>
       </w:r>
       <w:r>
-        <w:rPr>
-          <w:lang/>
-        </w:rPr>
         <w:t>1</w:t>
       </w:r>
       <w:r>
-        <w:rPr>
-          <w:lang/>
-        </w:rPr>
         <w:fldChar w:fldCharType="end"/>
       </w:r>
       <w:r>
         <w:rPr>
           <w:rStyle w:val="33"/>
-          <w:lang/>
         </w:rPr>
         <w:fldChar w:fldCharType="end"/>
       </w:r>
@@ -2141,41 +2086,33 @@
       <w:r>
         <w:rPr>
           <w:rStyle w:val="33"/>
-          <w:lang/>
         </w:rPr>
         <w:fldChar w:fldCharType="begin"/>
       </w:r>
       <w:r>
         <w:rPr>
           <w:rStyle w:val="33"/>
-          <w:lang/>
         </w:rPr>
         <w:instrText xml:space="preserve"> </w:instrText>
       </w:r>
       <w:r>
-        <w:rPr>
-          <w:lang/>
-        </w:rPr>
         <w:instrText xml:space="preserve">HYPERLINK \l "_Toc116145033"</w:instrText>
       </w:r>
       <w:r>
         <w:rPr>
           <w:rStyle w:val="33"/>
-          <w:lang/>
         </w:rPr>
         <w:instrText xml:space="preserve"> </w:instrText>
       </w:r>
       <w:r>
         <w:rPr>
           <w:rStyle w:val="33"/>
-          <w:lang/>
         </w:rPr>
         <w:fldChar w:fldCharType="separate"/>
       </w:r>
       <w:r>
         <w:rPr>
           <w:rStyle w:val="33"/>
-          <w:lang/>
         </w:rPr>
         <w:t>1.1</w:t>
       </w:r>
@@ -2183,50 +2120,30 @@
         <w:rPr>
           <w:rStyle w:val="33"/>
           <w:rFonts w:hint="eastAsia"/>
-          <w:lang/>
         </w:rPr>
         <w:t xml:space="preserve"> 标识</w:t>
       </w:r>
       <w:r>
-        <w:rPr>
-          <w:lang/>
-        </w:rPr>
         <w:tab/>
       </w:r>
       <w:r>
-        <w:rPr>
-          <w:lang/>
-        </w:rPr>
         <w:fldChar w:fldCharType="begin"/>
       </w:r>
       <w:r>
-        <w:rPr>
-          <w:lang/>
-        </w:rPr>
         <w:instrText xml:space="preserve"> PAGEREF _Toc116145033 \h </w:instrText>
       </w:r>
       <w:r>
-        <w:rPr>
-          <w:lang/>
-        </w:rPr>
         <w:fldChar w:fldCharType="separate"/>
       </w:r>
       <w:r>
-        <w:rPr>
-          <w:lang/>
-        </w:rPr>
         <w:t>1</w:t>
       </w:r>
       <w:r>
-        <w:rPr>
-          <w:lang/>
-        </w:rPr>
         <w:fldChar w:fldCharType="end"/>
       </w:r>
       <w:r>
         <w:rPr>
           <w:rStyle w:val="33"/>
-          <w:lang/>
         </w:rPr>
         <w:fldChar w:fldCharType="end"/>
       </w:r>
@@ -2245,41 +2162,33 @@
       <w:r>
         <w:rPr>
           <w:rStyle w:val="33"/>
-          <w:lang/>
         </w:rPr>
         <w:fldChar w:fldCharType="begin"/>
       </w:r>
       <w:r>
         <w:rPr>
           <w:rStyle w:val="33"/>
-          <w:lang/>
         </w:rPr>
         <w:instrText xml:space="preserve"> </w:instrText>
       </w:r>
       <w:r>
-        <w:rPr>
-          <w:lang/>
-        </w:rPr>
         <w:instrText xml:space="preserve">HYPERLINK \l "_Toc116145034"</w:instrText>
       </w:r>
       <w:r>
         <w:rPr>
           <w:rStyle w:val="33"/>
-          <w:lang/>
         </w:rPr>
         <w:instrText xml:space="preserve"> </w:instrText>
       </w:r>
       <w:r>
         <w:rPr>
           <w:rStyle w:val="33"/>
-          <w:lang/>
         </w:rPr>
         <w:fldChar w:fldCharType="separate"/>
       </w:r>
       <w:r>
         <w:rPr>
           <w:rStyle w:val="33"/>
-          <w:lang/>
         </w:rPr>
         <w:t>1.2</w:t>
       </w:r>
@@ -2287,50 +2196,30 @@
         <w:rPr>
           <w:rStyle w:val="33"/>
           <w:rFonts w:hint="eastAsia"/>
-          <w:lang/>
         </w:rPr>
         <w:t xml:space="preserve"> 项目概述</w:t>
       </w:r>
       <w:r>
-        <w:rPr>
-          <w:lang/>
-        </w:rPr>
         <w:tab/>
       </w:r>
       <w:r>
-        <w:rPr>
-          <w:lang/>
-        </w:rPr>
         <w:fldChar w:fldCharType="begin"/>
       </w:r>
       <w:r>
-        <w:rPr>
-          <w:lang/>
-        </w:rPr>
         <w:instrText xml:space="preserve"> PAGEREF _Toc116145034 \h </w:instrText>
       </w:r>
       <w:r>
-        <w:rPr>
-          <w:lang/>
-        </w:rPr>
         <w:fldChar w:fldCharType="separate"/>
       </w:r>
       <w:r>
-        <w:rPr>
-          <w:lang/>
-        </w:rPr>
         <w:t>1</w:t>
       </w:r>
       <w:r>
-        <w:rPr>
-          <w:lang/>
-        </w:rPr>
         <w:fldChar w:fldCharType="end"/>
       </w:r>
       <w:r>
         <w:rPr>
           <w:rStyle w:val="33"/>
-          <w:lang/>
         </w:rPr>
         <w:fldChar w:fldCharType="end"/>
       </w:r>
@@ -2349,41 +2238,33 @@
       <w:r>
         <w:rPr>
           <w:rStyle w:val="33"/>
-          <w:lang/>
         </w:rPr>
         <w:fldChar w:fldCharType="begin"/>
       </w:r>
       <w:r>
         <w:rPr>
           <w:rStyle w:val="33"/>
-          <w:lang/>
         </w:rPr>
         <w:instrText xml:space="preserve"> </w:instrText>
       </w:r>
       <w:r>
-        <w:rPr>
-          <w:lang/>
-        </w:rPr>
         <w:instrText xml:space="preserve">HYPERLINK \l "_Toc116145035"</w:instrText>
       </w:r>
       <w:r>
         <w:rPr>
           <w:rStyle w:val="33"/>
-          <w:lang/>
         </w:rPr>
         <w:instrText xml:space="preserve"> </w:instrText>
       </w:r>
       <w:r>
         <w:rPr>
           <w:rStyle w:val="33"/>
-          <w:lang/>
         </w:rPr>
         <w:fldChar w:fldCharType="separate"/>
       </w:r>
       <w:r>
         <w:rPr>
           <w:rStyle w:val="33"/>
-          <w:lang/>
         </w:rPr>
         <w:t>1.3</w:t>
       </w:r>
@@ -2391,50 +2272,30 @@
         <w:rPr>
           <w:rStyle w:val="33"/>
           <w:rFonts w:hint="eastAsia"/>
-          <w:lang/>
         </w:rPr>
         <w:t xml:space="preserve"> 被测软件简介</w:t>
       </w:r>
       <w:r>
-        <w:rPr>
-          <w:lang/>
-        </w:rPr>
         <w:tab/>
       </w:r>
       <w:r>
-        <w:rPr>
-          <w:lang/>
-        </w:rPr>
         <w:fldChar w:fldCharType="begin"/>
       </w:r>
       <w:r>
-        <w:rPr>
-          <w:lang/>
-        </w:rPr>
         <w:instrText xml:space="preserve"> PAGEREF _Toc116145035 \h </w:instrText>
       </w:r>
       <w:r>
-        <w:rPr>
-          <w:lang/>
-        </w:rPr>
         <w:fldChar w:fldCharType="separate"/>
       </w:r>
       <w:r>
-        <w:rPr>
-          <w:lang/>
-        </w:rPr>
         <w:t>1</w:t>
       </w:r>
       <w:r>
-        <w:rPr>
-          <w:lang/>
-        </w:rPr>
         <w:fldChar w:fldCharType="end"/>
       </w:r>
       <w:r>
         <w:rPr>
           <w:rStyle w:val="33"/>
-          <w:lang/>
         </w:rPr>
         <w:fldChar w:fldCharType="end"/>
       </w:r>
@@ -2456,41 +2317,33 @@
       <w:r>
         <w:rPr>
           <w:rStyle w:val="33"/>
-          <w:lang/>
         </w:rPr>
         <w:fldChar w:fldCharType="begin"/>
       </w:r>
       <w:r>
         <w:rPr>
           <w:rStyle w:val="33"/>
-          <w:lang/>
         </w:rPr>
         <w:instrText xml:space="preserve"> </w:instrText>
       </w:r>
       <w:r>
-        <w:rPr>
-          <w:lang/>
-        </w:rPr>
         <w:instrText xml:space="preserve">HYPERLINK \l "_Toc116145036"</w:instrText>
       </w:r>
       <w:r>
         <w:rPr>
           <w:rStyle w:val="33"/>
-          <w:lang/>
         </w:rPr>
         <w:instrText xml:space="preserve"> </w:instrText>
       </w:r>
       <w:r>
         <w:rPr>
           <w:rStyle w:val="33"/>
-          <w:lang/>
         </w:rPr>
         <w:fldChar w:fldCharType="separate"/>
       </w:r>
       <w:r>
         <w:rPr>
           <w:rStyle w:val="33"/>
-          <w:lang/>
         </w:rPr>
         <w:t>1.3.1</w:t>
       </w:r>
@@ -2498,50 +2351,30 @@
         <w:rPr>
           <w:rStyle w:val="33"/>
           <w:rFonts w:hint="eastAsia"/>
-          <w:lang/>
         </w:rPr>
         <w:t xml:space="preserve"> 被测软件概述</w:t>
       </w:r>
       <w:r>
-        <w:rPr>
-          <w:lang/>
-        </w:rPr>
         <w:tab/>
       </w:r>
       <w:r>
-        <w:rPr>
-          <w:lang/>
-        </w:rPr>
         <w:fldChar w:fldCharType="begin"/>
       </w:r>
       <w:r>
-        <w:rPr>
-          <w:lang/>
-        </w:rPr>
         <w:instrText xml:space="preserve"> PAGEREF _Toc116145036 \h </w:instrText>
       </w:r>
       <w:r>
-        <w:rPr>
-          <w:lang/>
-        </w:rPr>
         <w:fldChar w:fldCharType="separate"/>
       </w:r>
       <w:r>
-        <w:rPr>
-          <w:lang/>
-        </w:rPr>
         <w:t>1</w:t>
       </w:r>
       <w:r>
-        <w:rPr>
-          <w:lang/>
-        </w:rPr>
         <w:fldChar w:fldCharType="end"/>
       </w:r>
       <w:r>
         <w:rPr>
           <w:rStyle w:val="33"/>
-          <w:lang/>
         </w:rPr>
         <w:fldChar w:fldCharType="end"/>
       </w:r>
@@ -2563,41 +2396,33 @@
       <w:r>
         <w:rPr>
           <w:rStyle w:val="33"/>
-          <w:lang/>
         </w:rPr>
         <w:fldChar w:fldCharType="begin"/>
       </w:r>
       <w:r>
         <w:rPr>
           <w:rStyle w:val="33"/>
-          <w:lang/>
         </w:rPr>
         <w:instrText xml:space="preserve"> </w:instrText>
       </w:r>
       <w:r>
-        <w:rPr>
-          <w:lang/>
-        </w:rPr>
         <w:instrText xml:space="preserve">HYPERLINK \l "_Toc116145037"</w:instrText>
       </w:r>
       <w:r>
         <w:rPr>
           <w:rStyle w:val="33"/>
-          <w:lang/>
         </w:rPr>
         <w:instrText xml:space="preserve"> </w:instrText>
       </w:r>
       <w:r>
         <w:rPr>
           <w:rStyle w:val="33"/>
-          <w:lang/>
         </w:rPr>
         <w:fldChar w:fldCharType="separate"/>
       </w:r>
       <w:r>
         <w:rPr>
           <w:rStyle w:val="33"/>
-          <w:lang/>
         </w:rPr>
         <w:t>1.3.2</w:t>
       </w:r>
@@ -2605,50 +2430,30 @@
         <w:rPr>
           <w:rStyle w:val="33"/>
           <w:rFonts w:hint="eastAsia"/>
-          <w:lang/>
         </w:rPr>
         <w:t xml:space="preserve"> 基本信息</w:t>
       </w:r>
       <w:r>
-        <w:rPr>
-          <w:lang/>
-        </w:rPr>
         <w:tab/>
       </w:r>
       <w:r>
-        <w:rPr>
-          <w:lang/>
-        </w:rPr>
         <w:fldChar w:fldCharType="begin"/>
       </w:r>
       <w:r>
-        <w:rPr>
-          <w:lang/>
-        </w:rPr>
         <w:instrText xml:space="preserve"> PAGEREF _Toc116145037 \h </w:instrText>
       </w:r>
       <w:r>
-        <w:rPr>
-          <w:lang/>
-        </w:rPr>
         <w:fldChar w:fldCharType="separate"/>
       </w:r>
       <w:r>
-        <w:rPr>
-          <w:lang/>
-        </w:rPr>
         <w:t>1</w:t>
       </w:r>
       <w:r>
-        <w:rPr>
-          <w:lang/>
-        </w:rPr>
         <w:fldChar w:fldCharType="end"/>
       </w:r>
       <w:r>
         <w:rPr>
           <w:rStyle w:val="33"/>
-          <w:lang/>
         </w:rPr>
         <w:fldChar w:fldCharType="end"/>
       </w:r>
@@ -2670,41 +2475,33 @@
       <w:r>
         <w:rPr>
           <w:rStyle w:val="33"/>
-          <w:lang/>
         </w:rPr>
         <w:fldChar w:fldCharType="begin"/>
       </w:r>
       <w:r>
         <w:rPr>
           <w:rStyle w:val="33"/>
-          <w:lang/>
         </w:rPr>
         <w:instrText xml:space="preserve"> </w:instrText>
       </w:r>
       <w:r>
-        <w:rPr>
-          <w:lang/>
-        </w:rPr>
         <w:instrText xml:space="preserve">HYPERLINK \l "_Toc116145038"</w:instrText>
       </w:r>
       <w:r>
         <w:rPr>
           <w:rStyle w:val="33"/>
-          <w:lang/>
         </w:rPr>
         <w:instrText xml:space="preserve"> </w:instrText>
       </w:r>
       <w:r>
         <w:rPr>
           <w:rStyle w:val="33"/>
-          <w:lang/>
         </w:rPr>
         <w:fldChar w:fldCharType="separate"/>
       </w:r>
       <w:r>
         <w:rPr>
           <w:rStyle w:val="33"/>
-          <w:lang/>
         </w:rPr>
         <w:t>1.3.3</w:t>
       </w:r>
@@ -2712,50 +2509,30 @@
         <w:rPr>
           <w:rStyle w:val="33"/>
           <w:rFonts w:hint="eastAsia"/>
-          <w:lang/>
         </w:rPr>
         <w:t xml:space="preserve"> 外部接口</w:t>
       </w:r>
       <w:r>
-        <w:rPr>
-          <w:lang/>
-        </w:rPr>
         <w:tab/>
       </w:r>
       <w:r>
-        <w:rPr>
-          <w:lang/>
-        </w:rPr>
         <w:fldChar w:fldCharType="begin"/>
       </w:r>
       <w:r>
-        <w:rPr>
-          <w:lang/>
-        </w:rPr>
         <w:instrText xml:space="preserve"> PAGEREF _Toc116145038 \h </w:instrText>
       </w:r>
       <w:r>
-        <w:rPr>
-          <w:lang/>
-        </w:rPr>
         <w:fldChar w:fldCharType="separate"/>
       </w:r>
       <w:r>
-        <w:rPr>
-          <w:lang/>
-        </w:rPr>
         <w:t>1</w:t>
       </w:r>
       <w:r>
-        <w:rPr>
-          <w:lang/>
-        </w:rPr>
         <w:fldChar w:fldCharType="end"/>
       </w:r>
       <w:r>
         <w:rPr>
           <w:rStyle w:val="33"/>
-          <w:lang/>
         </w:rPr>
         <w:fldChar w:fldCharType="end"/>
       </w:r>
@@ -2777,41 +2554,33 @@
       <w:r>
         <w:rPr>
           <w:rStyle w:val="33"/>
-          <w:lang/>
         </w:rPr>
         <w:fldChar w:fldCharType="begin"/>
       </w:r>
       <w:r>
         <w:rPr>
           <w:rStyle w:val="33"/>
-          <w:lang/>
         </w:rPr>
         <w:instrText xml:space="preserve"> </w:instrText>
       </w:r>
       <w:r>
-        <w:rPr>
-          <w:lang/>
-        </w:rPr>
         <w:instrText xml:space="preserve">HYPERLINK \l "_Toc116145039"</w:instrText>
       </w:r>
       <w:r>
         <w:rPr>
           <w:rStyle w:val="33"/>
-          <w:lang/>
         </w:rPr>
         <w:instrText xml:space="preserve"> </w:instrText>
       </w:r>
       <w:r>
         <w:rPr>
           <w:rStyle w:val="33"/>
-          <w:lang/>
         </w:rPr>
         <w:fldChar w:fldCharType="separate"/>
       </w:r>
       <w:r>
         <w:rPr>
           <w:rStyle w:val="33"/>
-          <w:lang/>
         </w:rPr>
         <w:t>2</w:t>
       </w:r>
@@ -2819,50 +2588,30 @@
         <w:rPr>
           <w:rStyle w:val="33"/>
           <w:rFonts w:hint="eastAsia"/>
-          <w:lang/>
         </w:rPr>
         <w:t xml:space="preserve"> 测试依据</w:t>
       </w:r>
       <w:r>
-        <w:rPr>
-          <w:lang/>
-        </w:rPr>
         <w:tab/>
       </w:r>
       <w:r>
-        <w:rPr>
-          <w:lang/>
-        </w:rPr>
         <w:fldChar w:fldCharType="begin"/>
       </w:r>
       <w:r>
-        <w:rPr>
-          <w:lang/>
-        </w:rPr>
         <w:instrText xml:space="preserve"> PAGEREF _Toc116145039 \h </w:instrText>
       </w:r>
       <w:r>
-        <w:rPr>
-          <w:lang/>
-        </w:rPr>
         <w:fldChar w:fldCharType="separate"/>
       </w:r>
       <w:r>
-        <w:rPr>
-          <w:lang/>
-        </w:rPr>
         <w:t>1</w:t>
       </w:r>
       <w:r>
-        <w:rPr>
-          <w:lang/>
-        </w:rPr>
         <w:fldChar w:fldCharType="end"/>
       </w:r>
       <w:r>
         <w:rPr>
           <w:rStyle w:val="33"/>
-          <w:lang/>
         </w:rPr>
         <w:fldChar w:fldCharType="end"/>
       </w:r>
@@ -2884,41 +2633,33 @@
       <w:r>
         <w:rPr>
           <w:rStyle w:val="33"/>
-          <w:lang/>
         </w:rPr>
         <w:fldChar w:fldCharType="begin"/>
       </w:r>
       <w:r>
         <w:rPr>
           <w:rStyle w:val="33"/>
-          <w:lang/>
         </w:rPr>
         <w:instrText xml:space="preserve"> </w:instrText>
       </w:r>
       <w:r>
-        <w:rPr>
-          <w:lang/>
-        </w:rPr>
         <w:instrText xml:space="preserve">HYPERLINK \l "_Toc116145040"</w:instrText>
       </w:r>
       <w:r>
         <w:rPr>
           <w:rStyle w:val="33"/>
-          <w:lang/>
         </w:rPr>
         <w:instrText xml:space="preserve"> </w:instrText>
       </w:r>
       <w:r>
         <w:rPr>
           <w:rStyle w:val="33"/>
-          <w:lang/>
         </w:rPr>
         <w:fldChar w:fldCharType="separate"/>
       </w:r>
       <w:r>
         <w:rPr>
           <w:rStyle w:val="33"/>
-          <w:lang/>
         </w:rPr>
         <w:t>3</w:t>
       </w:r>
@@ -2926,50 +2667,30 @@
         <w:rPr>
           <w:rStyle w:val="33"/>
           <w:rFonts w:hint="eastAsia"/>
-          <w:lang/>
         </w:rPr>
         <w:t xml:space="preserve"> 测试总体策略</w:t>
       </w:r>
       <w:r>
-        <w:rPr>
-          <w:lang/>
-        </w:rPr>
         <w:tab/>
       </w:r>
       <w:r>
-        <w:rPr>
-          <w:lang/>
-        </w:rPr>
         <w:fldChar w:fldCharType="begin"/>
       </w:r>
       <w:r>
-        <w:rPr>
-          <w:lang/>
-        </w:rPr>
         <w:instrText xml:space="preserve"> PAGEREF _Toc116145040 \h </w:instrText>
       </w:r>
       <w:r>
-        <w:rPr>
-          <w:lang/>
-        </w:rPr>
         <w:fldChar w:fldCharType="separate"/>
       </w:r>
       <w:r>
-        <w:rPr>
-          <w:lang/>
-        </w:rPr>
         <w:t>2</w:t>
       </w:r>
       <w:r>
-        <w:rPr>
-          <w:lang/>
-        </w:rPr>
         <w:fldChar w:fldCharType="end"/>
       </w:r>
       <w:r>
         <w:rPr>
           <w:rStyle w:val="33"/>
-          <w:lang/>
         </w:rPr>
         <w:fldChar w:fldCharType="end"/>
       </w:r>
@@ -2991,41 +2712,33 @@
       <w:r>
         <w:rPr>
           <w:rStyle w:val="33"/>
-          <w:lang/>
         </w:rPr>
         <w:fldChar w:fldCharType="begin"/>
       </w:r>
       <w:r>
         <w:rPr>
           <w:rStyle w:val="33"/>
-          <w:lang/>
         </w:rPr>
         <w:instrText xml:space="preserve"> </w:instrText>
       </w:r>
       <w:r>
-        <w:rPr>
-          <w:lang/>
-        </w:rPr>
         <w:instrText xml:space="preserve">HYPERLINK \l "_Toc116145041"</w:instrText>
       </w:r>
       <w:r>
         <w:rPr>
           <w:rStyle w:val="33"/>
-          <w:lang/>
         </w:rPr>
         <w:instrText xml:space="preserve"> </w:instrText>
       </w:r>
       <w:r>
         <w:rPr>
           <w:rStyle w:val="33"/>
-          <w:lang/>
         </w:rPr>
         <w:fldChar w:fldCharType="separate"/>
       </w:r>
       <w:r>
         <w:rPr>
           <w:rStyle w:val="33"/>
-          <w:lang/>
         </w:rPr>
         <w:t>4</w:t>
       </w:r>
@@ -3033,50 +2746,30 @@
         <w:rPr>
           <w:rStyle w:val="33"/>
           <w:rFonts w:hint="eastAsia"/>
-          <w:lang/>
         </w:rPr>
         <w:t xml:space="preserve"> 测试数据准备</w:t>
       </w:r>
       <w:r>
-        <w:rPr>
-          <w:lang/>
-        </w:rPr>
         <w:tab/>
       </w:r>
       <w:r>
-        <w:rPr>
-          <w:lang/>
-        </w:rPr>
         <w:fldChar w:fldCharType="begin"/>
       </w:r>
       <w:r>
-        <w:rPr>
-          <w:lang/>
-        </w:rPr>
         <w:instrText xml:space="preserve"> PAGEREF _Toc116145041 \h </w:instrText>
       </w:r>
       <w:r>
-        <w:rPr>
-          <w:lang/>
-        </w:rPr>
         <w:fldChar w:fldCharType="separate"/>
       </w:r>
       <w:r>
-        <w:rPr>
-          <w:lang/>
-        </w:rPr>
         <w:t>2</w:t>
       </w:r>
       <w:r>
-        <w:rPr>
-          <w:lang/>
-        </w:rPr>
         <w:fldChar w:fldCharType="end"/>
       </w:r>
       <w:r>
         <w:rPr>
           <w:rStyle w:val="33"/>
-          <w:lang/>
         </w:rPr>
         <w:fldChar w:fldCharType="end"/>
       </w:r>
@@ -3095,41 +2788,33 @@
       <w:r>
         <w:rPr>
           <w:rStyle w:val="33"/>
-          <w:lang/>
         </w:rPr>
         <w:fldChar w:fldCharType="begin"/>
       </w:r>
       <w:r>
         <w:rPr>
           <w:rStyle w:val="33"/>
-          <w:lang/>
         </w:rPr>
         <w:instrText xml:space="preserve"> </w:instrText>
       </w:r>
       <w:r>
-        <w:rPr>
-          <w:lang/>
-        </w:rPr>
         <w:instrText xml:space="preserve">HYPERLINK \l "_Toc116145042"</w:instrText>
       </w:r>
       <w:r>
         <w:rPr>
           <w:rStyle w:val="33"/>
-          <w:lang/>
         </w:rPr>
         <w:instrText xml:space="preserve"> </w:instrText>
       </w:r>
       <w:r>
         <w:rPr>
           <w:rStyle w:val="33"/>
-          <w:lang/>
         </w:rPr>
         <w:fldChar w:fldCharType="separate"/>
       </w:r>
       <w:r>
         <w:rPr>
           <w:rStyle w:val="33"/>
-          <w:lang/>
         </w:rPr>
         <w:t>4.1</w:t>
       </w:r>
@@ -3137,50 +2822,30 @@
         <w:rPr>
           <w:rStyle w:val="33"/>
           <w:rFonts w:hint="eastAsia"/>
-          <w:lang/>
         </w:rPr>
         <w:t xml:space="preserve"> 初始数据</w:t>
       </w:r>
       <w:r>
-        <w:rPr>
-          <w:lang/>
-        </w:rPr>
         <w:tab/>
       </w:r>
       <w:r>
-        <w:rPr>
-          <w:lang/>
-        </w:rPr>
         <w:fldChar w:fldCharType="begin"/>
       </w:r>
       <w:r>
-        <w:rPr>
-          <w:lang/>
-        </w:rPr>
         <w:instrText xml:space="preserve"> PAGEREF _Toc116145042 \h </w:instrText>
       </w:r>
       <w:r>
-        <w:rPr>
-          <w:lang/>
-        </w:rPr>
         <w:fldChar w:fldCharType="separate"/>
       </w:r>
       <w:r>
-        <w:rPr>
-          <w:lang/>
-        </w:rPr>
         <w:t>2</w:t>
       </w:r>
       <w:r>
-        <w:rPr>
-          <w:lang/>
-        </w:rPr>
         <w:fldChar w:fldCharType="end"/>
       </w:r>
       <w:r>
         <w:rPr>
           <w:rStyle w:val="33"/>
-          <w:lang/>
         </w:rPr>
         <w:fldChar w:fldCharType="end"/>
       </w:r>
@@ -3202,41 +2867,33 @@
       <w:r>
         <w:rPr>
           <w:rStyle w:val="33"/>
-          <w:lang/>
         </w:rPr>
         <w:fldChar w:fldCharType="begin"/>
       </w:r>
       <w:r>
         <w:rPr>
           <w:rStyle w:val="33"/>
-          <w:lang/>
         </w:rPr>
         <w:instrText xml:space="preserve"> </w:instrText>
       </w:r>
       <w:r>
-        <w:rPr>
-          <w:lang/>
-        </w:rPr>
         <w:instrText xml:space="preserve">HYPERLINK \l "_Toc116145043"</w:instrText>
       </w:r>
       <w:r>
         <w:rPr>
           <w:rStyle w:val="33"/>
-          <w:lang/>
         </w:rPr>
         <w:instrText xml:space="preserve"> </w:instrText>
       </w:r>
       <w:r>
         <w:rPr>
           <w:rStyle w:val="33"/>
-          <w:lang/>
         </w:rPr>
         <w:fldChar w:fldCharType="separate"/>
       </w:r>
       <w:r>
         <w:rPr>
           <w:rStyle w:val="33"/>
-          <w:lang/>
         </w:rPr>
         <w:t>5</w:t>
       </w:r>
@@ -3244,50 +2901,30 @@
         <w:rPr>
           <w:rStyle w:val="33"/>
           <w:rFonts w:hint="eastAsia"/>
-          <w:lang/>
         </w:rPr>
         <w:t xml:space="preserve"> 测试项目</w:t>
       </w:r>
       <w:r>
-        <w:rPr>
-          <w:lang/>
-        </w:rPr>
         <w:tab/>
       </w:r>
       <w:r>
-        <w:rPr>
-          <w:lang/>
-        </w:rPr>
         <w:fldChar w:fldCharType="begin"/>
       </w:r>
       <w:r>
-        <w:rPr>
-          <w:lang/>
-        </w:rPr>
         <w:instrText xml:space="preserve"> PAGEREF _Toc116145043 \h </w:instrText>
       </w:r>
       <w:r>
-        <w:rPr>
-          <w:lang/>
-        </w:rPr>
         <w:fldChar w:fldCharType="separate"/>
       </w:r>
       <w:r>
-        <w:rPr>
-          <w:lang/>
-        </w:rPr>
         <w:t>2</w:t>
       </w:r>
       <w:r>
-        <w:rPr>
-          <w:lang/>
-        </w:rPr>
         <w:fldChar w:fldCharType="end"/>
       </w:r>
       <w:r>
         <w:rPr>
           <w:rStyle w:val="33"/>
-          <w:lang/>
         </w:rPr>
         <w:fldChar w:fldCharType="end"/>
       </w:r>
@@ -3306,41 +2943,33 @@
       <w:r>
         <w:rPr>
           <w:rStyle w:val="33"/>
-          <w:lang/>
         </w:rPr>
         <w:fldChar w:fldCharType="begin"/>
       </w:r>
       <w:r>
         <w:rPr>
           <w:rStyle w:val="33"/>
-          <w:lang/>
         </w:rPr>
         <w:instrText xml:space="preserve"> </w:instrText>
       </w:r>
       <w:r>
-        <w:rPr>
-          <w:lang/>
-        </w:rPr>
         <w:instrText xml:space="preserve">HYPERLINK \l "_Toc116145044"</w:instrText>
       </w:r>
       <w:r>
         <w:rPr>
           <w:rStyle w:val="33"/>
-          <w:lang/>
         </w:rPr>
         <w:instrText xml:space="preserve"> </w:instrText>
       </w:r>
       <w:r>
         <w:rPr>
           <w:rStyle w:val="33"/>
-          <w:lang/>
         </w:rPr>
         <w:fldChar w:fldCharType="separate"/>
       </w:r>
       <w:r>
         <w:rPr>
           <w:rStyle w:val="33"/>
-          <w:lang/>
         </w:rPr>
         <w:t>5.1</w:t>
       </w:r>
@@ -3348,50 +2977,30 @@
         <w:rPr>
           <w:rStyle w:val="33"/>
           <w:rFonts w:hint="eastAsia"/>
-          <w:lang/>
         </w:rPr>
         <w:t xml:space="preserve"> 文档审查</w:t>
       </w:r>
       <w:r>
-        <w:rPr>
-          <w:lang/>
-        </w:rPr>
         <w:tab/>
       </w:r>
       <w:r>
-        <w:rPr>
-          <w:lang/>
-        </w:rPr>
         <w:fldChar w:fldCharType="begin"/>
       </w:r>
       <w:r>
-        <w:rPr>
-          <w:lang/>
-        </w:rPr>
         <w:instrText xml:space="preserve"> PAGEREF _Toc116145044 \h </w:instrText>
       </w:r>
       <w:r>
-        <w:rPr>
-          <w:lang/>
-        </w:rPr>
         <w:fldChar w:fldCharType="separate"/>
       </w:r>
       <w:r>
-        <w:rPr>
-          <w:lang/>
-        </w:rPr>
         <w:t>3</w:t>
       </w:r>
       <w:r>
-        <w:rPr>
-          <w:lang/>
-        </w:rPr>
         <w:fldChar w:fldCharType="end"/>
       </w:r>
       <w:r>
         <w:rPr>
           <w:rStyle w:val="33"/>
-          <w:lang/>
         </w:rPr>
         <w:fldChar w:fldCharType="end"/>
       </w:r>
@@ -3413,41 +3022,33 @@
       <w:r>
         <w:rPr>
           <w:rStyle w:val="33"/>
-          <w:lang/>
         </w:rPr>
         <w:fldChar w:fldCharType="begin"/>
       </w:r>
       <w:r>
         <w:rPr>
           <w:rStyle w:val="33"/>
-          <w:lang/>
         </w:rPr>
         <w:instrText xml:space="preserve"> </w:instrText>
       </w:r>
       <w:r>
-        <w:rPr>
-          <w:lang/>
-        </w:rPr>
         <w:instrText xml:space="preserve">HYPERLINK \l "_Toc116145045"</w:instrText>
       </w:r>
       <w:r>
         <w:rPr>
           <w:rStyle w:val="33"/>
-          <w:lang/>
         </w:rPr>
         <w:instrText xml:space="preserve"> </w:instrText>
       </w:r>
       <w:r>
         <w:rPr>
           <w:rStyle w:val="33"/>
-          <w:lang/>
         </w:rPr>
         <w:fldChar w:fldCharType="separate"/>
       </w:r>
       <w:r>
         <w:rPr>
           <w:rStyle w:val="33"/>
-          <w:lang/>
         </w:rPr>
         <w:t>5.1.1</w:t>
       </w:r>
@@ -3455,50 +3056,30 @@
         <w:rPr>
           <w:rStyle w:val="33"/>
           <w:rFonts w:hint="eastAsia"/>
-          <w:lang/>
         </w:rPr>
         <w:t xml:space="preserve"> 文档齐套性审查</w:t>
       </w:r>
       <w:r>
-        <w:rPr>
-          <w:lang/>
-        </w:rPr>
         <w:tab/>
       </w:r>
       <w:r>
-        <w:rPr>
-          <w:lang/>
-        </w:rPr>
         <w:fldChar w:fldCharType="begin"/>
       </w:r>
       <w:r>
-        <w:rPr>
-          <w:lang/>
-        </w:rPr>
         <w:instrText xml:space="preserve"> PAGEREF _Toc116145045 \h </w:instrText>
       </w:r>
       <w:r>
-        <w:rPr>
-          <w:lang/>
-        </w:rPr>
         <w:fldChar w:fldCharType="separate"/>
       </w:r>
       <w:r>
-        <w:rPr>
-          <w:lang/>
-        </w:rPr>
         <w:t>3</w:t>
       </w:r>
       <w:r>
-        <w:rPr>
-          <w:lang/>
-        </w:rPr>
         <w:fldChar w:fldCharType="end"/>
       </w:r>
       <w:r>
         <w:rPr>
           <w:rStyle w:val="33"/>
-          <w:lang/>
         </w:rPr>
         <w:fldChar w:fldCharType="end"/>
       </w:r>
@@ -3520,41 +3101,33 @@
       <w:r>
         <w:rPr>
           <w:rStyle w:val="33"/>
-          <w:lang/>
         </w:rPr>
         <w:fldChar w:fldCharType="begin"/>
       </w:r>
       <w:r>
         <w:rPr>
           <w:rStyle w:val="33"/>
-          <w:lang/>
         </w:rPr>
         <w:instrText xml:space="preserve"> </w:instrText>
       </w:r>
       <w:r>
-        <w:rPr>
-          <w:lang/>
-        </w:rPr>
         <w:instrText xml:space="preserve">HYPERLINK \l "_Toc116145046"</w:instrText>
       </w:r>
       <w:r>
         <w:rPr>
           <w:rStyle w:val="33"/>
-          <w:lang/>
         </w:rPr>
         <w:instrText xml:space="preserve"> </w:instrText>
       </w:r>
       <w:r>
         <w:rPr>
           <w:rStyle w:val="33"/>
-          <w:lang/>
         </w:rPr>
         <w:fldChar w:fldCharType="separate"/>
       </w:r>
       <w:r>
         <w:rPr>
           <w:rStyle w:val="33"/>
-          <w:lang/>
         </w:rPr>
         <w:t>5.1.2</w:t>
       </w:r>
@@ -3562,50 +3135,30 @@
         <w:rPr>
           <w:rStyle w:val="33"/>
           <w:rFonts w:hint="eastAsia"/>
-          <w:lang/>
         </w:rPr>
         <w:t xml:space="preserve"> 文档完整性规范性审查</w:t>
       </w:r>
       <w:r>
-        <w:rPr>
-          <w:lang/>
-        </w:rPr>
         <w:tab/>
       </w:r>
       <w:r>
-        <w:rPr>
-          <w:lang/>
-        </w:rPr>
         <w:fldChar w:fldCharType="begin"/>
       </w:r>
       <w:r>
-        <w:rPr>
-          <w:lang/>
-        </w:rPr>
         <w:instrText xml:space="preserve"> PAGEREF _Toc116145046 \h </w:instrText>
       </w:r>
       <w:r>
-        <w:rPr>
-          <w:lang/>
-        </w:rPr>
         <w:fldChar w:fldCharType="separate"/>
       </w:r>
       <w:r>
-        <w:rPr>
-          <w:lang/>
-        </w:rPr>
         <w:t>3</w:t>
       </w:r>
       <w:r>
-        <w:rPr>
-          <w:lang/>
-        </w:rPr>
         <w:fldChar w:fldCharType="end"/>
       </w:r>
       <w:r>
         <w:rPr>
           <w:rStyle w:val="33"/>
-          <w:lang/>
         </w:rPr>
         <w:fldChar w:fldCharType="end"/>
       </w:r>
@@ -3624,41 +3177,33 @@
       <w:r>
         <w:rPr>
           <w:rStyle w:val="33"/>
-          <w:lang/>
         </w:rPr>
         <w:fldChar w:fldCharType="begin"/>
       </w:r>
       <w:r>
         <w:rPr>
           <w:rStyle w:val="33"/>
-          <w:lang/>
         </w:rPr>
         <w:instrText xml:space="preserve"> </w:instrText>
       </w:r>
       <w:r>
-        <w:rPr>
-          <w:lang/>
-        </w:rPr>
         <w:instrText xml:space="preserve">HYPERLINK \l "_Toc116145047"</w:instrText>
       </w:r>
       <w:r>
         <w:rPr>
           <w:rStyle w:val="33"/>
-          <w:lang/>
         </w:rPr>
         <w:instrText xml:space="preserve"> </w:instrText>
       </w:r>
       <w:r>
         <w:rPr>
           <w:rStyle w:val="33"/>
-          <w:lang/>
         </w:rPr>
         <w:fldChar w:fldCharType="separate"/>
       </w:r>
       <w:r>
         <w:rPr>
           <w:rStyle w:val="33"/>
-          <w:lang/>
         </w:rPr>
         <w:t>5.2</w:t>
       </w:r>
@@ -3666,50 +3211,30 @@
         <w:rPr>
           <w:rStyle w:val="33"/>
           <w:rFonts w:hint="eastAsia"/>
-          <w:lang/>
         </w:rPr>
         <w:t xml:space="preserve"> 功能测试</w:t>
       </w:r>
       <w:r>
-        <w:rPr>
-          <w:lang/>
-        </w:rPr>
         <w:tab/>
       </w:r>
       <w:r>
-        <w:rPr>
-          <w:lang/>
-        </w:rPr>
         <w:fldChar w:fldCharType="begin"/>
       </w:r>
       <w:r>
-        <w:rPr>
-          <w:lang/>
-        </w:rPr>
         <w:instrText xml:space="preserve"> PAGEREF _Toc116145047 \h </w:instrText>
       </w:r>
       <w:r>
-        <w:rPr>
-          <w:lang/>
-        </w:rPr>
         <w:fldChar w:fldCharType="separate"/>
       </w:r>
       <w:r>
-        <w:rPr>
-          <w:lang/>
-        </w:rPr>
         <w:t>3</w:t>
       </w:r>
       <w:r>
-        <w:rPr>
-          <w:lang/>
-        </w:rPr>
         <w:fldChar w:fldCharType="end"/>
       </w:r>
       <w:r>
         <w:rPr>
           <w:rStyle w:val="33"/>
-          <w:lang/>
         </w:rPr>
         <w:fldChar w:fldCharType="end"/>
       </w:r>
@@ -3731,41 +3256,33 @@
       <w:r>
         <w:rPr>
           <w:rStyle w:val="33"/>
-          <w:lang/>
         </w:rPr>
         <w:fldChar w:fldCharType="begin"/>
       </w:r>
       <w:r>
         <w:rPr>
           <w:rStyle w:val="33"/>
-          <w:lang/>
         </w:rPr>
         <w:instrText xml:space="preserve"> </w:instrText>
       </w:r>
       <w:r>
-        <w:rPr>
-          <w:lang/>
-        </w:rPr>
         <w:instrText xml:space="preserve">HYPERLINK \l "_Toc116145048"</w:instrText>
       </w:r>
       <w:r>
         <w:rPr>
           <w:rStyle w:val="33"/>
-          <w:lang/>
         </w:rPr>
         <w:instrText xml:space="preserve"> </w:instrText>
       </w:r>
       <w:r>
         <w:rPr>
           <w:rStyle w:val="33"/>
-          <w:lang/>
         </w:rPr>
         <w:fldChar w:fldCharType="separate"/>
       </w:r>
       <w:r>
         <w:rPr>
           <w:rStyle w:val="33"/>
-          <w:lang/>
         </w:rPr>
         <w:t>5.2.1 XX</w:t>
       </w:r>
@@ -3773,50 +3290,30 @@
         <w:rPr>
           <w:rStyle w:val="33"/>
           <w:rFonts w:hint="eastAsia"/>
-          <w:lang/>
         </w:rPr>
         <w:t>测试</w:t>
       </w:r>
       <w:r>
-        <w:rPr>
-          <w:lang/>
-        </w:rPr>
         <w:tab/>
       </w:r>
       <w:r>
-        <w:rPr>
-          <w:lang/>
-        </w:rPr>
         <w:fldChar w:fldCharType="begin"/>
       </w:r>
       <w:r>
-        <w:rPr>
-          <w:lang/>
-        </w:rPr>
         <w:instrText xml:space="preserve"> PAGEREF _Toc116145048 \h </w:instrText>
       </w:r>
       <w:r>
-        <w:rPr>
-          <w:lang/>
-        </w:rPr>
         <w:fldChar w:fldCharType="separate"/>
       </w:r>
       <w:r>
-        <w:rPr>
-          <w:lang/>
-        </w:rPr>
         <w:t>3</w:t>
       </w:r>
       <w:r>
-        <w:rPr>
-          <w:lang/>
-        </w:rPr>
         <w:fldChar w:fldCharType="end"/>
       </w:r>
       <w:r>
         <w:rPr>
           <w:rStyle w:val="33"/>
-          <w:lang/>
         </w:rPr>
         <w:fldChar w:fldCharType="end"/>
       </w:r>
@@ -3835,41 +3332,33 @@
       <w:r>
         <w:rPr>
           <w:rStyle w:val="33"/>
-          <w:lang/>
         </w:rPr>
         <w:fldChar w:fldCharType="begin"/>
       </w:r>
       <w:r>
         <w:rPr>
           <w:rStyle w:val="33"/>
-          <w:lang/>
         </w:rPr>
         <w:instrText xml:space="preserve"> </w:instrText>
       </w:r>
       <w:r>
-        <w:rPr>
-          <w:lang/>
-        </w:rPr>
         <w:instrText xml:space="preserve">HYPERLINK \l "_Toc116145049"</w:instrText>
       </w:r>
       <w:r>
         <w:rPr>
           <w:rStyle w:val="33"/>
-          <w:lang/>
         </w:rPr>
         <w:instrText xml:space="preserve"> </w:instrText>
       </w:r>
       <w:r>
         <w:rPr>
           <w:rStyle w:val="33"/>
-          <w:lang/>
         </w:rPr>
         <w:fldChar w:fldCharType="separate"/>
       </w:r>
       <w:r>
         <w:rPr>
           <w:rStyle w:val="33"/>
-          <w:lang/>
         </w:rPr>
         <w:t>5.3</w:t>
       </w:r>
@@ -3877,50 +3366,30 @@
         <w:rPr>
           <w:rStyle w:val="33"/>
           <w:rFonts w:hint="eastAsia"/>
-          <w:lang/>
         </w:rPr>
         <w:t xml:space="preserve"> 性能测试</w:t>
       </w:r>
       <w:r>
-        <w:rPr>
-          <w:lang/>
-        </w:rPr>
         <w:tab/>
       </w:r>
       <w:r>
-        <w:rPr>
-          <w:lang/>
-        </w:rPr>
         <w:fldChar w:fldCharType="begin"/>
       </w:r>
       <w:r>
-        <w:rPr>
-          <w:lang/>
-        </w:rPr>
         <w:instrText xml:space="preserve"> PAGEREF _Toc116145049 \h </w:instrText>
       </w:r>
       <w:r>
-        <w:rPr>
-          <w:lang/>
-        </w:rPr>
         <w:fldChar w:fldCharType="separate"/>
       </w:r>
       <w:r>
-        <w:rPr>
-          <w:lang/>
-        </w:rPr>
         <w:t>3</w:t>
       </w:r>
       <w:r>
-        <w:rPr>
-          <w:lang/>
-        </w:rPr>
         <w:fldChar w:fldCharType="end"/>
       </w:r>
       <w:r>
         <w:rPr>
           <w:rStyle w:val="33"/>
-          <w:lang/>
         </w:rPr>
         <w:fldChar w:fldCharType="end"/>
       </w:r>
@@ -3942,41 +3411,33 @@
       <w:r>
         <w:rPr>
           <w:rStyle w:val="33"/>
-          <w:lang/>
         </w:rPr>
         <w:fldChar w:fldCharType="begin"/>
       </w:r>
       <w:r>
         <w:rPr>
           <w:rStyle w:val="33"/>
-          <w:lang/>
         </w:rPr>
         <w:instrText xml:space="preserve"> </w:instrText>
       </w:r>
       <w:r>
-        <w:rPr>
-          <w:lang/>
-        </w:rPr>
         <w:instrText xml:space="preserve">HYPERLINK \l "_Toc116145050"</w:instrText>
       </w:r>
       <w:r>
         <w:rPr>
           <w:rStyle w:val="33"/>
-          <w:lang/>
         </w:rPr>
         <w:instrText xml:space="preserve"> </w:instrText>
       </w:r>
       <w:r>
         <w:rPr>
           <w:rStyle w:val="33"/>
-          <w:lang/>
         </w:rPr>
         <w:fldChar w:fldCharType="separate"/>
       </w:r>
       <w:r>
         <w:rPr>
           <w:rStyle w:val="33"/>
-          <w:lang/>
         </w:rPr>
         <w:t>5.3.1 XX</w:t>
       </w:r>
@@ -3984,50 +3445,30 @@
         <w:rPr>
           <w:rStyle w:val="33"/>
           <w:rFonts w:hint="eastAsia"/>
-          <w:lang/>
         </w:rPr>
         <w:t>测试</w:t>
       </w:r>
       <w:r>
-        <w:rPr>
-          <w:lang/>
-        </w:rPr>
         <w:tab/>
       </w:r>
       <w:r>
-        <w:rPr>
-          <w:lang/>
-        </w:rPr>
         <w:fldChar w:fldCharType="begin"/>
       </w:r>
       <w:r>
-        <w:rPr>
-          <w:lang/>
-        </w:rPr>
         <w:instrText xml:space="preserve"> PAGEREF _Toc116145050 \h </w:instrText>
       </w:r>
       <w:r>
-        <w:rPr>
-          <w:lang/>
-        </w:rPr>
         <w:fldChar w:fldCharType="separate"/>
       </w:r>
       <w:r>
-        <w:rPr>
-          <w:lang/>
-        </w:rPr>
         <w:t>4</w:t>
       </w:r>
       <w:r>
-        <w:rPr>
-          <w:lang/>
-        </w:rPr>
         <w:fldChar w:fldCharType="end"/>
       </w:r>
       <w:r>
         <w:rPr>
           <w:rStyle w:val="33"/>
-          <w:lang/>
         </w:rPr>
         <w:fldChar w:fldCharType="end"/>
       </w:r>
@@ -4046,41 +3487,33 @@
       <w:r>
         <w:rPr>
           <w:rStyle w:val="33"/>
-          <w:lang/>
         </w:rPr>
         <w:fldChar w:fldCharType="begin"/>
       </w:r>
       <w:r>
         <w:rPr>
           <w:rStyle w:val="33"/>
-          <w:lang/>
         </w:rPr>
         <w:instrText xml:space="preserve"> </w:instrText>
       </w:r>
       <w:r>
-        <w:rPr>
-          <w:lang/>
-        </w:rPr>
         <w:instrText xml:space="preserve">HYPERLINK \l "_Toc116145051"</w:instrText>
       </w:r>
       <w:r>
         <w:rPr>
           <w:rStyle w:val="33"/>
-          <w:lang/>
         </w:rPr>
         <w:instrText xml:space="preserve"> </w:instrText>
       </w:r>
       <w:r>
         <w:rPr>
           <w:rStyle w:val="33"/>
-          <w:lang/>
         </w:rPr>
         <w:fldChar w:fldCharType="separate"/>
       </w:r>
       <w:r>
         <w:rPr>
           <w:rStyle w:val="33"/>
-          <w:lang/>
         </w:rPr>
         <w:t>5.4</w:t>
       </w:r>
@@ -4088,50 +3521,30 @@
         <w:rPr>
           <w:rStyle w:val="33"/>
           <w:rFonts w:hint="eastAsia"/>
-          <w:lang/>
         </w:rPr>
         <w:t xml:space="preserve"> 典型流程测试</w:t>
       </w:r>
       <w:r>
-        <w:rPr>
-          <w:lang/>
-        </w:rPr>
         <w:tab/>
       </w:r>
       <w:r>
-        <w:rPr>
-          <w:lang/>
-        </w:rPr>
         <w:fldChar w:fldCharType="begin"/>
       </w:r>
       <w:r>
-        <w:rPr>
-          <w:lang/>
-        </w:rPr>
         <w:instrText xml:space="preserve"> PAGEREF _Toc116145051 \h </w:instrText>
       </w:r>
       <w:r>
-        <w:rPr>
-          <w:lang/>
-        </w:rPr>
         <w:fldChar w:fldCharType="separate"/>
       </w:r>
       <w:r>
-        <w:rPr>
-          <w:lang/>
-        </w:rPr>
         <w:t>4</w:t>
       </w:r>
       <w:r>
-        <w:rPr>
-          <w:lang/>
-        </w:rPr>
         <w:fldChar w:fldCharType="end"/>
       </w:r>
       <w:r>
         <w:rPr>
           <w:rStyle w:val="33"/>
-          <w:lang/>
         </w:rPr>
         <w:fldChar w:fldCharType="end"/>
       </w:r>
@@ -4153,41 +3566,33 @@
       <w:r>
         <w:rPr>
           <w:rStyle w:val="33"/>
-          <w:lang/>
         </w:rPr>
         <w:fldChar w:fldCharType="begin"/>
       </w:r>
       <w:r>
         <w:rPr>
           <w:rStyle w:val="33"/>
-          <w:lang/>
         </w:rPr>
         <w:instrText xml:space="preserve"> </w:instrText>
       </w:r>
       <w:r>
-        <w:rPr>
-          <w:lang/>
-        </w:rPr>
         <w:instrText xml:space="preserve">HYPERLINK \l "_Toc116145052"</w:instrText>
       </w:r>
       <w:r>
         <w:rPr>
           <w:rStyle w:val="33"/>
-          <w:lang/>
         </w:rPr>
         <w:instrText xml:space="preserve"> </w:instrText>
       </w:r>
       <w:r>
         <w:rPr>
           <w:rStyle w:val="33"/>
-          <w:lang/>
         </w:rPr>
         <w:fldChar w:fldCharType="separate"/>
       </w:r>
       <w:r>
         <w:rPr>
           <w:rStyle w:val="33"/>
-          <w:lang/>
         </w:rPr>
         <w:t>5.4.1</w:t>
       </w:r>
@@ -4195,14 +3600,12 @@
         <w:rPr>
           <w:rStyle w:val="33"/>
           <w:rFonts w:hint="eastAsia"/>
-          <w:lang/>
         </w:rPr>
         <w:t xml:space="preserve"> 典型</w:t>
       </w:r>
       <w:r>
         <w:rPr>
           <w:rStyle w:val="33"/>
-          <w:lang/>
         </w:rPr>
         <w:t>XX</w:t>
       </w:r>
@@ -4210,50 +3613,30 @@
         <w:rPr>
           <w:rStyle w:val="33"/>
           <w:rFonts w:hint="eastAsia"/>
-          <w:lang/>
         </w:rPr>
         <w:t>流程测试</w:t>
       </w:r>
       <w:r>
-        <w:rPr>
-          <w:lang/>
-        </w:rPr>
         <w:tab/>
       </w:r>
       <w:r>
-        <w:rPr>
-          <w:lang/>
-        </w:rPr>
         <w:fldChar w:fldCharType="begin"/>
       </w:r>
       <w:r>
-        <w:rPr>
-          <w:lang/>
-        </w:rPr>
         <w:instrText xml:space="preserve"> PAGEREF _Toc116145052 \h </w:instrText>
       </w:r>
       <w:r>
-        <w:rPr>
-          <w:lang/>
-        </w:rPr>
         <w:fldChar w:fldCharType="separate"/>
       </w:r>
       <w:r>
-        <w:rPr>
-          <w:lang/>
-        </w:rPr>
         <w:t>4</w:t>
       </w:r>
       <w:r>
-        <w:rPr>
-          <w:lang/>
-        </w:rPr>
         <w:fldChar w:fldCharType="end"/>
       </w:r>
       <w:r>
         <w:rPr>
           <w:rStyle w:val="33"/>
-          <w:lang/>
         </w:rPr>
         <w:fldChar w:fldCharType="end"/>
       </w:r>
@@ -4272,41 +3655,33 @@
       <w:r>
         <w:rPr>
           <w:rStyle w:val="33"/>
-          <w:lang/>
         </w:rPr>
         <w:fldChar w:fldCharType="begin"/>
       </w:r>
       <w:r>
         <w:rPr>
           <w:rStyle w:val="33"/>
-          <w:lang/>
         </w:rPr>
         <w:instrText xml:space="preserve"> </w:instrText>
       </w:r>
       <w:r>
-        <w:rPr>
-          <w:lang/>
-        </w:rPr>
         <w:instrText xml:space="preserve">HYPERLINK \l "_Toc116145053"</w:instrText>
       </w:r>
       <w:r>
         <w:rPr>
           <w:rStyle w:val="33"/>
-          <w:lang/>
         </w:rPr>
         <w:instrText xml:space="preserve"> </w:instrText>
       </w:r>
       <w:r>
         <w:rPr>
           <w:rStyle w:val="33"/>
-          <w:lang/>
         </w:rPr>
         <w:fldChar w:fldCharType="separate"/>
       </w:r>
       <w:r>
         <w:rPr>
           <w:rStyle w:val="33"/>
-          <w:lang/>
         </w:rPr>
         <w:t>5.5</w:t>
       </w:r>
@@ -4314,50 +3689,30 @@
         <w:rPr>
           <w:rStyle w:val="33"/>
           <w:rFonts w:hint="eastAsia"/>
-          <w:lang/>
         </w:rPr>
         <w:t xml:space="preserve"> 接口测试</w:t>
       </w:r>
       <w:r>
-        <w:rPr>
-          <w:lang/>
-        </w:rPr>
         <w:tab/>
       </w:r>
       <w:r>
-        <w:rPr>
-          <w:lang/>
-        </w:rPr>
         <w:fldChar w:fldCharType="begin"/>
       </w:r>
       <w:r>
-        <w:rPr>
-          <w:lang/>
-        </w:rPr>
         <w:instrText xml:space="preserve"> PAGEREF _Toc116145053 \h </w:instrText>
       </w:r>
       <w:r>
-        <w:rPr>
-          <w:lang/>
-        </w:rPr>
         <w:fldChar w:fldCharType="separate"/>
       </w:r>
       <w:r>
-        <w:rPr>
-          <w:lang/>
-        </w:rPr>
         <w:t>4</w:t>
       </w:r>
       <w:r>
-        <w:rPr>
-          <w:lang/>
-        </w:rPr>
         <w:fldChar w:fldCharType="end"/>
       </w:r>
       <w:r>
         <w:rPr>
           <w:rStyle w:val="33"/>
-          <w:lang/>
         </w:rPr>
         <w:fldChar w:fldCharType="end"/>
       </w:r>
@@ -4379,41 +3734,33 @@
       <w:r>
         <w:rPr>
           <w:rStyle w:val="33"/>
-          <w:lang/>
         </w:rPr>
         <w:fldChar w:fldCharType="begin"/>
       </w:r>
       <w:r>
         <w:rPr>
           <w:rStyle w:val="33"/>
-          <w:lang/>
         </w:rPr>
         <w:instrText xml:space="preserve"> </w:instrText>
       </w:r>
       <w:r>
-        <w:rPr>
-          <w:lang/>
-        </w:rPr>
         <w:instrText xml:space="preserve">HYPERLINK \l "_Toc116145054"</w:instrText>
       </w:r>
       <w:r>
         <w:rPr>
           <w:rStyle w:val="33"/>
-          <w:lang/>
         </w:rPr>
         <w:instrText xml:space="preserve"> </w:instrText>
       </w:r>
       <w:r>
         <w:rPr>
           <w:rStyle w:val="33"/>
-          <w:lang/>
         </w:rPr>
         <w:fldChar w:fldCharType="separate"/>
       </w:r>
       <w:r>
         <w:rPr>
           <w:rStyle w:val="33"/>
-          <w:lang/>
         </w:rPr>
         <w:t>5.5.1 XX</w:t>
       </w:r>
@@ -4421,50 +3768,30 @@
         <w:rPr>
           <w:rStyle w:val="33"/>
           <w:rFonts w:hint="eastAsia"/>
-          <w:lang/>
         </w:rPr>
         <w:t>接口测试</w:t>
       </w:r>
       <w:r>
-        <w:rPr>
-          <w:lang/>
-        </w:rPr>
         <w:tab/>
       </w:r>
       <w:r>
-        <w:rPr>
-          <w:lang/>
-        </w:rPr>
         <w:fldChar w:fldCharType="begin"/>
       </w:r>
       <w:r>
-        <w:rPr>
-          <w:lang/>
-        </w:rPr>
         <w:instrText xml:space="preserve"> PAGEREF _Toc116145054 \h </w:instrText>
       </w:r>
       <w:r>
-        <w:rPr>
-          <w:lang/>
-        </w:rPr>
         <w:fldChar w:fldCharType="separate"/>
       </w:r>
       <w:r>
-        <w:rPr>
-          <w:lang/>
-        </w:rPr>
         <w:t>4</w:t>
       </w:r>
       <w:r>
-        <w:rPr>
-          <w:lang/>
-        </w:rPr>
         <w:fldChar w:fldCharType="end"/>
       </w:r>
       <w:r>
         <w:rPr>
           <w:rStyle w:val="33"/>
-          <w:lang/>
         </w:rPr>
         <w:fldChar w:fldCharType="end"/>
       </w:r>
@@ -4483,41 +3810,33 @@
       <w:r>
         <w:rPr>
           <w:rStyle w:val="33"/>
-          <w:lang/>
         </w:rPr>
         <w:fldChar w:fldCharType="begin"/>
       </w:r>
       <w:r>
         <w:rPr>
           <w:rStyle w:val="33"/>
-          <w:lang/>
         </w:rPr>
         <w:instrText xml:space="preserve"> </w:instrText>
       </w:r>
       <w:r>
-        <w:rPr>
-          <w:lang/>
-        </w:rPr>
         <w:instrText xml:space="preserve">HYPERLINK \l "_Toc116145055"</w:instrText>
       </w:r>
       <w:r>
         <w:rPr>
           <w:rStyle w:val="33"/>
-          <w:lang/>
         </w:rPr>
         <w:instrText xml:space="preserve"> </w:instrText>
       </w:r>
       <w:r>
         <w:rPr>
           <w:rStyle w:val="33"/>
-          <w:lang/>
         </w:rPr>
         <w:fldChar w:fldCharType="separate"/>
       </w:r>
       <w:r>
         <w:rPr>
           <w:rStyle w:val="33"/>
-          <w:lang/>
         </w:rPr>
         <w:t>5.6</w:t>
       </w:r>
@@ -4525,50 +3844,30 @@
         <w:rPr>
           <w:rStyle w:val="33"/>
           <w:rFonts w:hint="eastAsia"/>
-          <w:lang/>
         </w:rPr>
         <w:t xml:space="preserve"> 边界测试</w:t>
       </w:r>
       <w:r>
-        <w:rPr>
-          <w:lang/>
-        </w:rPr>
         <w:tab/>
       </w:r>
       <w:r>
-        <w:rPr>
-          <w:lang/>
-        </w:rPr>
         <w:fldChar w:fldCharType="begin"/>
       </w:r>
       <w:r>
-        <w:rPr>
-          <w:lang/>
-        </w:rPr>
         <w:instrText xml:space="preserve"> PAGEREF _Toc116145055 \h </w:instrText>
       </w:r>
       <w:r>
-        <w:rPr>
-          <w:lang/>
-        </w:rPr>
         <w:fldChar w:fldCharType="separate"/>
       </w:r>
       <w:r>
-        <w:rPr>
-          <w:lang/>
-        </w:rPr>
         <w:t>5</w:t>
       </w:r>
       <w:r>
-        <w:rPr>
-          <w:lang/>
-        </w:rPr>
         <w:fldChar w:fldCharType="end"/>
       </w:r>
       <w:r>
         <w:rPr>
           <w:rStyle w:val="33"/>
-          <w:lang/>
         </w:rPr>
         <w:fldChar w:fldCharType="end"/>
       </w:r>
@@ -4590,41 +3889,33 @@
       <w:r>
         <w:rPr>
           <w:rStyle w:val="33"/>
-          <w:lang/>
         </w:rPr>
         <w:fldChar w:fldCharType="begin"/>
       </w:r>
       <w:r>
         <w:rPr>
           <w:rStyle w:val="33"/>
-          <w:lang/>
         </w:rPr>
         <w:instrText xml:space="preserve"> </w:instrText>
       </w:r>
       <w:r>
-        <w:rPr>
-          <w:lang/>
-        </w:rPr>
         <w:instrText xml:space="preserve">HYPERLINK \l "_Toc116145056"</w:instrText>
       </w:r>
       <w:r>
         <w:rPr>
           <w:rStyle w:val="33"/>
-          <w:lang/>
         </w:rPr>
         <w:instrText xml:space="preserve"> </w:instrText>
       </w:r>
       <w:r>
         <w:rPr>
           <w:rStyle w:val="33"/>
-          <w:lang/>
         </w:rPr>
         <w:fldChar w:fldCharType="separate"/>
       </w:r>
       <w:r>
         <w:rPr>
           <w:rStyle w:val="33"/>
-          <w:lang/>
         </w:rPr>
         <w:t>5.6.1 XX</w:t>
       </w:r>
@@ -4632,50 +3923,30 @@
         <w:rPr>
           <w:rStyle w:val="33"/>
           <w:rFonts w:hint="eastAsia"/>
-          <w:lang/>
         </w:rPr>
         <w:t>边界测试</w:t>
       </w:r>
       <w:r>
-        <w:rPr>
-          <w:lang/>
-        </w:rPr>
         <w:tab/>
       </w:r>
       <w:r>
-        <w:rPr>
-          <w:lang/>
-        </w:rPr>
         <w:fldChar w:fldCharType="begin"/>
       </w:r>
       <w:r>
-        <w:rPr>
-          <w:lang/>
-        </w:rPr>
         <w:instrText xml:space="preserve"> PAGEREF _Toc116145056 \h </w:instrText>
       </w:r>
       <w:r>
-        <w:rPr>
-          <w:lang/>
-        </w:rPr>
         <w:fldChar w:fldCharType="separate"/>
       </w:r>
       <w:r>
-        <w:rPr>
-          <w:lang/>
-        </w:rPr>
         <w:t>5</w:t>
       </w:r>
       <w:r>
-        <w:rPr>
-          <w:lang/>
-        </w:rPr>
         <w:fldChar w:fldCharType="end"/>
       </w:r>
       <w:r>
         <w:rPr>
           <w:rStyle w:val="33"/>
-          <w:lang/>
         </w:rPr>
         <w:fldChar w:fldCharType="end"/>
       </w:r>
@@ -4697,41 +3968,33 @@
       <w:r>
         <w:rPr>
           <w:rStyle w:val="33"/>
-          <w:lang/>
         </w:rPr>
         <w:fldChar w:fldCharType="begin"/>
       </w:r>
       <w:r>
         <w:rPr>
           <w:rStyle w:val="33"/>
-          <w:lang/>
         </w:rPr>
         <w:instrText xml:space="preserve"> </w:instrText>
       </w:r>
       <w:r>
-        <w:rPr>
-          <w:lang/>
-        </w:rPr>
         <w:instrText xml:space="preserve">HYPERLINK \l "_Toc116145057"</w:instrText>
       </w:r>
       <w:r>
         <w:rPr>
           <w:rStyle w:val="33"/>
-          <w:lang/>
         </w:rPr>
         <w:instrText xml:space="preserve"> </w:instrText>
       </w:r>
       <w:r>
         <w:rPr>
           <w:rStyle w:val="33"/>
-          <w:lang/>
         </w:rPr>
         <w:fldChar w:fldCharType="separate"/>
       </w:r>
       <w:r>
         <w:rPr>
           <w:rStyle w:val="33"/>
-          <w:lang/>
         </w:rPr>
         <w:t>6</w:t>
       </w:r>
@@ -4739,50 +4002,30 @@
         <w:rPr>
           <w:rStyle w:val="33"/>
           <w:rFonts w:hint="eastAsia"/>
-          <w:lang/>
         </w:rPr>
         <w:t xml:space="preserve"> 测试环境</w:t>
       </w:r>
       <w:r>
-        <w:rPr>
-          <w:lang/>
-        </w:rPr>
         <w:tab/>
       </w:r>
       <w:r>
-        <w:rPr>
-          <w:lang/>
-        </w:rPr>
         <w:fldChar w:fldCharType="begin"/>
       </w:r>
       <w:r>
-        <w:rPr>
-          <w:lang/>
-        </w:rPr>
         <w:instrText xml:space="preserve"> PAGEREF _Toc116145057 \h </w:instrText>
       </w:r>
       <w:r>
-        <w:rPr>
-          <w:lang/>
-        </w:rPr>
         <w:fldChar w:fldCharType="separate"/>
       </w:r>
       <w:r>
-        <w:rPr>
-          <w:lang/>
-        </w:rPr>
         <w:t>5</w:t>
       </w:r>
       <w:r>
-        <w:rPr>
-          <w:lang/>
-        </w:rPr>
         <w:fldChar w:fldCharType="end"/>
       </w:r>
       <w:r>
         <w:rPr>
           <w:rStyle w:val="33"/>
-          <w:lang/>
         </w:rPr>
         <w:fldChar w:fldCharType="end"/>
       </w:r>
@@ -4801,41 +4044,33 @@
       <w:r>
         <w:rPr>
           <w:rStyle w:val="33"/>
-          <w:lang/>
         </w:rPr>
         <w:fldChar w:fldCharType="begin"/>
       </w:r>
       <w:r>
         <w:rPr>
           <w:rStyle w:val="33"/>
-          <w:lang/>
         </w:rPr>
         <w:instrText xml:space="preserve"> </w:instrText>
       </w:r>
       <w:r>
-        <w:rPr>
-          <w:lang/>
-        </w:rPr>
         <w:instrText xml:space="preserve">HYPERLINK \l "_Toc116145058"</w:instrText>
       </w:r>
       <w:r>
         <w:rPr>
           <w:rStyle w:val="33"/>
-          <w:lang/>
         </w:rPr>
         <w:instrText xml:space="preserve"> </w:instrText>
       </w:r>
       <w:r>
         <w:rPr>
           <w:rStyle w:val="33"/>
-          <w:lang/>
         </w:rPr>
         <w:fldChar w:fldCharType="separate"/>
       </w:r>
       <w:r>
         <w:rPr>
           <w:rStyle w:val="33"/>
-          <w:lang/>
         </w:rPr>
         <w:t>6.1</w:t>
       </w:r>
@@ -4843,50 +4078,30 @@
         <w:rPr>
           <w:rStyle w:val="33"/>
           <w:rFonts w:hint="eastAsia"/>
-          <w:lang/>
         </w:rPr>
         <w:t xml:space="preserve"> 静态测试环境</w:t>
       </w:r>
       <w:r>
-        <w:rPr>
-          <w:lang/>
-        </w:rPr>
         <w:tab/>
       </w:r>
       <w:r>
-        <w:rPr>
-          <w:lang/>
-        </w:rPr>
         <w:fldChar w:fldCharType="begin"/>
       </w:r>
       <w:r>
-        <w:rPr>
-          <w:lang/>
-        </w:rPr>
         <w:instrText xml:space="preserve"> PAGEREF _Toc116145058 \h </w:instrText>
       </w:r>
       <w:r>
-        <w:rPr>
-          <w:lang/>
-        </w:rPr>
         <w:fldChar w:fldCharType="separate"/>
       </w:r>
       <w:r>
-        <w:rPr>
-          <w:lang/>
-        </w:rPr>
         <w:t>5</w:t>
       </w:r>
       <w:r>
-        <w:rPr>
-          <w:lang/>
-        </w:rPr>
         <w:fldChar w:fldCharType="end"/>
       </w:r>
       <w:r>
         <w:rPr>
           <w:rStyle w:val="33"/>
-          <w:lang/>
         </w:rPr>
         <w:fldChar w:fldCharType="end"/>
       </w:r>
@@ -4905,41 +4120,33 @@
       <w:r>
         <w:rPr>
           <w:rStyle w:val="33"/>
-          <w:lang/>
         </w:rPr>
         <w:fldChar w:fldCharType="begin"/>
       </w:r>
       <w:r>
         <w:rPr>
           <w:rStyle w:val="33"/>
-          <w:lang/>
         </w:rPr>
         <w:instrText xml:space="preserve"> </w:instrText>
       </w:r>
       <w:r>
-        <w:rPr>
-          <w:lang/>
-        </w:rPr>
         <w:instrText xml:space="preserve">HYPERLINK \l "_Toc116145059"</w:instrText>
       </w:r>
       <w:r>
         <w:rPr>
           <w:rStyle w:val="33"/>
-          <w:lang/>
         </w:rPr>
         <w:instrText xml:space="preserve"> </w:instrText>
       </w:r>
       <w:r>
         <w:rPr>
           <w:rStyle w:val="33"/>
-          <w:lang/>
         </w:rPr>
         <w:fldChar w:fldCharType="separate"/>
       </w:r>
       <w:r>
         <w:rPr>
           <w:rStyle w:val="33"/>
-          <w:lang/>
         </w:rPr>
         <w:t>6.2</w:t>
       </w:r>
@@ -4947,50 +4154,30 @@
         <w:rPr>
           <w:rStyle w:val="33"/>
           <w:rFonts w:hint="eastAsia"/>
-          <w:lang/>
         </w:rPr>
         <w:t xml:space="preserve"> 动态测试环境</w:t>
       </w:r>
       <w:r>
-        <w:rPr>
-          <w:lang/>
-        </w:rPr>
         <w:tab/>
       </w:r>
       <w:r>
-        <w:rPr>
-          <w:lang/>
-        </w:rPr>
         <w:fldChar w:fldCharType="begin"/>
       </w:r>
       <w:r>
-        <w:rPr>
-          <w:lang/>
-        </w:rPr>
         <w:instrText xml:space="preserve"> PAGEREF _Toc116145059 \h </w:instrText>
       </w:r>
       <w:r>
-        <w:rPr>
-          <w:lang/>
-        </w:rPr>
         <w:fldChar w:fldCharType="separate"/>
       </w:r>
       <w:r>
-        <w:rPr>
-          <w:lang/>
-        </w:rPr>
         <w:t>5</w:t>
       </w:r>
       <w:r>
-        <w:rPr>
-          <w:lang/>
-        </w:rPr>
         <w:fldChar w:fldCharType="end"/>
       </w:r>
       <w:r>
         <w:rPr>
           <w:rStyle w:val="33"/>
-          <w:lang/>
         </w:rPr>
         <w:fldChar w:fldCharType="end"/>
       </w:r>
@@ -5012,41 +4199,33 @@
       <w:r>
         <w:rPr>
           <w:rStyle w:val="33"/>
-          <w:lang/>
         </w:rPr>
         <w:fldChar w:fldCharType="begin"/>
       </w:r>
       <w:r>
         <w:rPr>
           <w:rStyle w:val="33"/>
-          <w:lang/>
         </w:rPr>
         <w:instrText xml:space="preserve"> </w:instrText>
       </w:r>
       <w:r>
-        <w:rPr>
-          <w:lang/>
-        </w:rPr>
         <w:instrText xml:space="preserve">HYPERLINK \l "_Toc116145060"</w:instrText>
       </w:r>
       <w:r>
         <w:rPr>
           <w:rStyle w:val="33"/>
-          <w:lang/>
         </w:rPr>
         <w:instrText xml:space="preserve"> </w:instrText>
       </w:r>
       <w:r>
         <w:rPr>
           <w:rStyle w:val="33"/>
-          <w:lang/>
         </w:rPr>
         <w:fldChar w:fldCharType="separate"/>
       </w:r>
       <w:r>
         <w:rPr>
           <w:rStyle w:val="33"/>
-          <w:lang/>
         </w:rPr>
         <w:t>6.2.1</w:t>
       </w:r>
@@ -5054,50 +4233,30 @@
         <w:rPr>
           <w:rStyle w:val="33"/>
           <w:rFonts w:hint="eastAsia"/>
-          <w:lang/>
         </w:rPr>
         <w:t xml:space="preserve"> 软件项</w:t>
       </w:r>
       <w:r>
-        <w:rPr>
-          <w:lang/>
-        </w:rPr>
         <w:tab/>
       </w:r>
       <w:r>
-        <w:rPr>
-          <w:lang/>
-        </w:rPr>
         <w:fldChar w:fldCharType="begin"/>
       </w:r>
       <w:r>
-        <w:rPr>
-          <w:lang/>
-        </w:rPr>
         <w:instrText xml:space="preserve"> PAGEREF _Toc116145060 \h </w:instrText>
       </w:r>
       <w:r>
-        <w:rPr>
-          <w:lang/>
-        </w:rPr>
         <w:fldChar w:fldCharType="separate"/>
       </w:r>
       <w:r>
-        <w:rPr>
-          <w:lang/>
-        </w:rPr>
         <w:t>5</w:t>
       </w:r>
       <w:r>
-        <w:rPr>
-          <w:lang/>
-        </w:rPr>
         <w:fldChar w:fldCharType="end"/>
       </w:r>
       <w:r>
         <w:rPr>
           <w:rStyle w:val="33"/>
-          <w:lang/>
         </w:rPr>
         <w:fldChar w:fldCharType="end"/>
       </w:r>
@@ -5119,41 +4278,33 @@
       <w:r>
         <w:rPr>
           <w:rStyle w:val="33"/>
-          <w:lang/>
         </w:rPr>
         <w:fldChar w:fldCharType="begin"/>
       </w:r>
       <w:r>
         <w:rPr>
           <w:rStyle w:val="33"/>
-          <w:lang/>
         </w:rPr>
         <w:instrText xml:space="preserve"> </w:instrText>
       </w:r>
       <w:r>
-        <w:rPr>
-          <w:lang/>
-        </w:rPr>
         <w:instrText xml:space="preserve">HYPERLINK \l "_Toc116145061"</w:instrText>
       </w:r>
       <w:r>
         <w:rPr>
           <w:rStyle w:val="33"/>
-          <w:lang/>
         </w:rPr>
         <w:instrText xml:space="preserve"> </w:instrText>
       </w:r>
       <w:r>
         <w:rPr>
           <w:rStyle w:val="33"/>
-          <w:lang/>
         </w:rPr>
         <w:fldChar w:fldCharType="separate"/>
       </w:r>
       <w:r>
         <w:rPr>
           <w:rStyle w:val="33"/>
-          <w:lang/>
         </w:rPr>
         <w:t>6.2.2</w:t>
       </w:r>
@@ -5161,50 +4312,30 @@
         <w:rPr>
           <w:rStyle w:val="33"/>
           <w:rFonts w:hint="eastAsia"/>
-          <w:lang/>
         </w:rPr>
         <w:t xml:space="preserve"> 硬件和固件项</w:t>
       </w:r>
       <w:r>
-        <w:rPr>
-          <w:lang/>
-        </w:rPr>
         <w:tab/>
       </w:r>
       <w:r>
-        <w:rPr>
-          <w:lang/>
-        </w:rPr>
         <w:fldChar w:fldCharType="begin"/>
       </w:r>
       <w:r>
-        <w:rPr>
-          <w:lang/>
-        </w:rPr>
         <w:instrText xml:space="preserve"> PAGEREF _Toc116145061 \h </w:instrText>
       </w:r>
       <w:r>
-        <w:rPr>
-          <w:lang/>
-        </w:rPr>
         <w:fldChar w:fldCharType="separate"/>
       </w:r>
       <w:r>
-        <w:rPr>
-          <w:lang/>
-        </w:rPr>
         <w:t>6</w:t>
       </w:r>
       <w:r>
-        <w:rPr>
-          <w:lang/>
-        </w:rPr>
         <w:fldChar w:fldCharType="end"/>
       </w:r>
       <w:r>
         <w:rPr>
           <w:rStyle w:val="33"/>
-          <w:lang/>
         </w:rPr>
         <w:fldChar w:fldCharType="end"/>
       </w:r>
@@ -5226,41 +4357,33 @@
       <w:r>
         <w:rPr>
           <w:rStyle w:val="33"/>
-          <w:lang/>
         </w:rPr>
         <w:fldChar w:fldCharType="begin"/>
       </w:r>
       <w:r>
         <w:rPr>
           <w:rStyle w:val="33"/>
-          <w:lang/>
         </w:rPr>
         <w:instrText xml:space="preserve"> </w:instrText>
       </w:r>
       <w:r>
-        <w:rPr>
-          <w:lang/>
-        </w:rPr>
         <w:instrText xml:space="preserve">HYPERLINK \l "_Toc116145062"</w:instrText>
       </w:r>
       <w:r>
         <w:rPr>
           <w:rStyle w:val="33"/>
-          <w:lang/>
         </w:rPr>
         <w:instrText xml:space="preserve"> </w:instrText>
       </w:r>
       <w:r>
         <w:rPr>
           <w:rStyle w:val="33"/>
-          <w:lang/>
         </w:rPr>
         <w:fldChar w:fldCharType="separate"/>
       </w:r>
       <w:r>
         <w:rPr>
           <w:rStyle w:val="33"/>
-          <w:lang/>
         </w:rPr>
         <w:t>7</w:t>
       </w:r>
@@ -5268,50 +4391,30 @@
         <w:rPr>
           <w:rStyle w:val="33"/>
           <w:rFonts w:hint="eastAsia"/>
-          <w:lang/>
         </w:rPr>
         <w:t xml:space="preserve"> 测试组织管理</w:t>
       </w:r>
       <w:r>
-        <w:rPr>
-          <w:lang/>
-        </w:rPr>
         <w:tab/>
       </w:r>
       <w:r>
-        <w:rPr>
-          <w:lang/>
-        </w:rPr>
         <w:fldChar w:fldCharType="begin"/>
       </w:r>
       <w:r>
-        <w:rPr>
-          <w:lang/>
-        </w:rPr>
         <w:instrText xml:space="preserve"> PAGEREF _Toc116145062 \h </w:instrText>
       </w:r>
       <w:r>
-        <w:rPr>
-          <w:lang/>
-        </w:rPr>
         <w:fldChar w:fldCharType="separate"/>
       </w:r>
       <w:r>
-        <w:rPr>
-          <w:lang/>
-        </w:rPr>
         <w:t>6</w:t>
       </w:r>
       <w:r>
-        <w:rPr>
-          <w:lang/>
-        </w:rPr>
         <w:fldChar w:fldCharType="end"/>
       </w:r>
       <w:r>
         <w:rPr>
           <w:rStyle w:val="33"/>
-          <w:lang/>
         </w:rPr>
         <w:fldChar w:fldCharType="end"/>
       </w:r>
@@ -5330,41 +4433,33 @@
       <w:r>
         <w:rPr>
           <w:rStyle w:val="33"/>
-          <w:lang/>
         </w:rPr>
         <w:fldChar w:fldCharType="begin"/>
       </w:r>
       <w:r>
         <w:rPr>
           <w:rStyle w:val="33"/>
-          <w:lang/>
         </w:rPr>
         <w:instrText xml:space="preserve"> </w:instrText>
       </w:r>
       <w:r>
-        <w:rPr>
-          <w:lang/>
-        </w:rPr>
         <w:instrText xml:space="preserve">HYPERLINK \l "_Toc116145063"</w:instrText>
       </w:r>
       <w:r>
         <w:rPr>
           <w:rStyle w:val="33"/>
-          <w:lang/>
         </w:rPr>
         <w:instrText xml:space="preserve"> </w:instrText>
       </w:r>
       <w:r>
         <w:rPr>
           <w:rStyle w:val="33"/>
-          <w:lang/>
         </w:rPr>
         <w:fldChar w:fldCharType="separate"/>
       </w:r>
       <w:r>
         <w:rPr>
           <w:rStyle w:val="33"/>
-          <w:lang/>
         </w:rPr>
         <w:t>7.1</w:t>
       </w:r>
@@ -5372,50 +4467,30 @@
         <w:rPr>
           <w:rStyle w:val="33"/>
           <w:rFonts w:hint="eastAsia"/>
-          <w:lang/>
         </w:rPr>
         <w:t xml:space="preserve"> 风险管理</w:t>
       </w:r>
       <w:r>
-        <w:rPr>
-          <w:lang/>
-        </w:rPr>
         <w:tab/>
       </w:r>
       <w:r>
-        <w:rPr>
-          <w:lang/>
-        </w:rPr>
         <w:fldChar w:fldCharType="begin"/>
       </w:r>
       <w:r>
-        <w:rPr>
-          <w:lang/>
-        </w:rPr>
         <w:instrText xml:space="preserve"> PAGEREF _Toc116145063 \h </w:instrText>
       </w:r>
       <w:r>
-        <w:rPr>
-          <w:lang/>
-        </w:rPr>
         <w:fldChar w:fldCharType="separate"/>
       </w:r>
       <w:r>
-        <w:rPr>
-          <w:lang/>
-        </w:rPr>
         <w:t>6</w:t>
       </w:r>
       <w:r>
-        <w:rPr>
-          <w:lang/>
-        </w:rPr>
         <w:fldChar w:fldCharType="end"/>
       </w:r>
       <w:r>
         <w:rPr>
           <w:rStyle w:val="33"/>
-          <w:lang/>
         </w:rPr>
         <w:fldChar w:fldCharType="end"/>
       </w:r>
@@ -5434,41 +4509,33 @@
       <w:r>
         <w:rPr>
           <w:rStyle w:val="33"/>
-          <w:lang/>
         </w:rPr>
         <w:fldChar w:fldCharType="begin"/>
       </w:r>
       <w:r>
         <w:rPr>
           <w:rStyle w:val="33"/>
-          <w:lang/>
         </w:rPr>
         <w:instrText xml:space="preserve"> </w:instrText>
       </w:r>
       <w:r>
-        <w:rPr>
-          <w:lang/>
-        </w:rPr>
         <w:instrText xml:space="preserve">HYPERLINK \l "_Toc116145064"</w:instrText>
       </w:r>
       <w:r>
         <w:rPr>
           <w:rStyle w:val="33"/>
-          <w:lang/>
         </w:rPr>
         <w:instrText xml:space="preserve"> </w:instrText>
       </w:r>
       <w:r>
         <w:rPr>
           <w:rStyle w:val="33"/>
-          <w:lang/>
         </w:rPr>
         <w:fldChar w:fldCharType="separate"/>
       </w:r>
       <w:r>
         <w:rPr>
           <w:rStyle w:val="33"/>
-          <w:lang/>
         </w:rPr>
         <w:t>7.2</w:t>
       </w:r>
@@ -5476,50 +4543,30 @@
         <w:rPr>
           <w:rStyle w:val="33"/>
           <w:rFonts w:hint="eastAsia"/>
-          <w:lang/>
         </w:rPr>
         <w:t xml:space="preserve"> 进度安排</w:t>
       </w:r>
       <w:r>
-        <w:rPr>
-          <w:lang/>
-        </w:rPr>
         <w:tab/>
       </w:r>
       <w:r>
-        <w:rPr>
-          <w:lang/>
-        </w:rPr>
         <w:fldChar w:fldCharType="begin"/>
       </w:r>
       <w:r>
-        <w:rPr>
-          <w:lang/>
-        </w:rPr>
         <w:instrText xml:space="preserve"> PAGEREF _Toc116145064 \h </w:instrText>
       </w:r>
       <w:r>
-        <w:rPr>
-          <w:lang/>
-        </w:rPr>
         <w:fldChar w:fldCharType="separate"/>
       </w:r>
       <w:r>
-        <w:rPr>
-          <w:lang/>
-        </w:rPr>
         <w:t>6</w:t>
       </w:r>
       <w:r>
-        <w:rPr>
-          <w:lang/>
-        </w:rPr>
         <w:fldChar w:fldCharType="end"/>
       </w:r>
       <w:r>
         <w:rPr>
           <w:rStyle w:val="33"/>
-          <w:lang/>
         </w:rPr>
         <w:fldChar w:fldCharType="end"/>
       </w:r>
@@ -5541,41 +4588,33 @@
       <w:r>
         <w:rPr>
           <w:rStyle w:val="33"/>
-          <w:lang/>
         </w:rPr>
         <w:fldChar w:fldCharType="begin"/>
       </w:r>
       <w:r>
         <w:rPr>
           <w:rStyle w:val="33"/>
-          <w:lang/>
         </w:rPr>
         <w:instrText xml:space="preserve"> </w:instrText>
       </w:r>
       <w:r>
-        <w:rPr>
-          <w:lang/>
-        </w:rPr>
         <w:instrText xml:space="preserve">HYPERLINK \l "_Toc116145065"</w:instrText>
       </w:r>
       <w:r>
         <w:rPr>
           <w:rStyle w:val="33"/>
-          <w:lang/>
         </w:rPr>
         <w:instrText xml:space="preserve"> </w:instrText>
       </w:r>
       <w:r>
         <w:rPr>
           <w:rStyle w:val="33"/>
-          <w:lang/>
         </w:rPr>
         <w:fldChar w:fldCharType="separate"/>
       </w:r>
       <w:r>
         <w:rPr>
           <w:rStyle w:val="33"/>
-          <w:lang/>
         </w:rPr>
         <w:t>8</w:t>
       </w:r>
@@ -5583,50 +4622,30 @@
         <w:rPr>
           <w:rStyle w:val="33"/>
           <w:rFonts w:hint="eastAsia"/>
-          <w:lang/>
         </w:rPr>
         <w:t xml:space="preserve"> 测试通过准则</w:t>
       </w:r>
       <w:r>
-        <w:rPr>
-          <w:lang/>
-        </w:rPr>
         <w:tab/>
       </w:r>
       <w:r>
-        <w:rPr>
-          <w:lang/>
-        </w:rPr>
         <w:fldChar w:fldCharType="begin"/>
       </w:r>
       <w:r>
-        <w:rPr>
-          <w:lang/>
-        </w:rPr>
         <w:instrText xml:space="preserve"> PAGEREF _Toc116145065 \h </w:instrText>
       </w:r>
       <w:r>
-        <w:rPr>
-          <w:lang/>
-        </w:rPr>
         <w:fldChar w:fldCharType="separate"/>
       </w:r>
       <w:r>
-        <w:rPr>
-          <w:lang/>
-        </w:rPr>
         <w:t>6</w:t>
       </w:r>
       <w:r>
-        <w:rPr>
-          <w:lang/>
-        </w:rPr>
         <w:fldChar w:fldCharType="end"/>
       </w:r>
       <w:r>
         <w:rPr>
           <w:rStyle w:val="33"/>
-          <w:lang/>
         </w:rPr>
         <w:fldChar w:fldCharType="end"/>
       </w:r>
@@ -5648,41 +4667,33 @@
       <w:r>
         <w:rPr>
           <w:rStyle w:val="33"/>
-          <w:lang/>
         </w:rPr>
         <w:fldChar w:fldCharType="begin"/>
       </w:r>
       <w:r>
         <w:rPr>
           <w:rStyle w:val="33"/>
-          <w:lang/>
         </w:rPr>
         <w:instrText xml:space="preserve"> </w:instrText>
       </w:r>
       <w:r>
-        <w:rPr>
-          <w:lang/>
-        </w:rPr>
         <w:instrText xml:space="preserve">HYPERLINK \l "_Toc116145066"</w:instrText>
       </w:r>
       <w:r>
         <w:rPr>
           <w:rStyle w:val="33"/>
-          <w:lang/>
         </w:rPr>
         <w:instrText xml:space="preserve"> </w:instrText>
       </w:r>
       <w:r>
         <w:rPr>
           <w:rStyle w:val="33"/>
-          <w:lang/>
         </w:rPr>
         <w:fldChar w:fldCharType="separate"/>
       </w:r>
       <w:r>
         <w:rPr>
           <w:rStyle w:val="33"/>
-          <w:lang/>
         </w:rPr>
         <w:t>9</w:t>
       </w:r>
@@ -5690,50 +4701,30 @@
         <w:rPr>
           <w:rStyle w:val="33"/>
           <w:rFonts w:hint="eastAsia"/>
-          <w:lang/>
         </w:rPr>
         <w:t xml:space="preserve"> 测试的可追踪性</w:t>
       </w:r>
       <w:r>
-        <w:rPr>
-          <w:lang/>
-        </w:rPr>
         <w:tab/>
       </w:r>
       <w:r>
-        <w:rPr>
-          <w:lang/>
-        </w:rPr>
         <w:fldChar w:fldCharType="begin"/>
       </w:r>
       <w:r>
-        <w:rPr>
-          <w:lang/>
-        </w:rPr>
         <w:instrText xml:space="preserve"> PAGEREF _Toc116145066 \h </w:instrText>
       </w:r>
       <w:r>
-        <w:rPr>
-          <w:lang/>
-        </w:rPr>
         <w:fldChar w:fldCharType="separate"/>
       </w:r>
       <w:r>
-        <w:rPr>
-          <w:lang/>
-        </w:rPr>
         <w:t>7</w:t>
       </w:r>
       <w:r>
-        <w:rPr>
-          <w:lang/>
-        </w:rPr>
         <w:fldChar w:fldCharType="end"/>
       </w:r>
       <w:r>
         <w:rPr>
           <w:rStyle w:val="33"/>
-          <w:lang/>
         </w:rPr>
         <w:fldChar w:fldCharType="end"/>
       </w:r>
@@ -5765,8 +4756,8 @@
         <w:pStyle w:val="2"/>
         <w:spacing w:before="156" w:after="156"/>
       </w:pPr>
-      <w:bookmarkStart w:id="1" w:name="_Toc116145032"/>
-      <w:bookmarkStart w:id="2" w:name="_Toc82077071"/>
+      <w:bookmarkStart w:id="1" w:name="_Toc82077071"/>
+      <w:bookmarkStart w:id="2" w:name="_Toc116145032"/>
       <w:r>
         <w:rPr>
           <w:rFonts w:hint="eastAsia"/>
@@ -5783,8 +4774,8 @@
       <w:pPr>
         <w:pStyle w:val="3"/>
       </w:pPr>
-      <w:bookmarkStart w:id="3" w:name="_Toc26707791"/>
-      <w:bookmarkStart w:id="4" w:name="_Toc462680157"/>
+      <w:bookmarkStart w:id="3" w:name="_Toc462680157"/>
+      <w:bookmarkStart w:id="4" w:name="_Toc26707791"/>
       <w:bookmarkStart w:id="5" w:name="_Toc82077072"/>
       <w:bookmarkStart w:id="6" w:name="_Toc116145033"/>
       <w:bookmarkStart w:id="7" w:name="_Toc27140861"/>
@@ -5964,9 +4955,9 @@
       <w:pPr>
         <w:pStyle w:val="4"/>
       </w:pPr>
-      <w:bookmarkStart w:id="25" w:name="_Toc82077076"/>
+      <w:bookmarkStart w:id="25" w:name="_Toc116145037"/>
       <w:bookmarkStart w:id="26" w:name="_Toc82011352"/>
-      <w:bookmarkStart w:id="27" w:name="_Toc116145037"/>
+      <w:bookmarkStart w:id="27" w:name="_Toc82077076"/>
       <w:r>
         <w:rPr>
           <w:rFonts w:hint="eastAsia"/>
@@ -6119,7 +5110,6 @@
         <w:rPr>
           <w:sz w:val="24"/>
           <w:szCs w:val="24"/>
-          <w:lang/>
         </w:rPr>
         <w:t>1</w:t>
       </w:r>
@@ -6177,7 +5167,6 @@
         <w:rPr>
           <w:sz w:val="24"/>
           <w:szCs w:val="24"/>
-          <w:lang/>
         </w:rPr>
         <w:t>1</w:t>
       </w:r>
@@ -6227,8 +5216,6 @@
       </w:tblGrid>
       <w:tr>
         <w:trPr>
-          <w:wBefore w:w="0" w:type="dxa"/>
-          <w:wAfter w:w="0" w:type="dxa"/>
           <w:trHeight w:val="522" w:hRule="atLeast"/>
         </w:trPr>
         <w:tc>
@@ -6334,8 +5321,6 @@
       </w:tr>
       <w:tr>
         <w:trPr>
-          <w:wBefore w:w="0" w:type="dxa"/>
-          <w:wAfter w:w="0" w:type="dxa"/>
           <w:trHeight w:val="522" w:hRule="atLeast"/>
         </w:trPr>
         <w:tc>
@@ -6425,8 +5410,6 @@
       </w:tr>
       <w:tr>
         <w:trPr>
-          <w:wBefore w:w="0" w:type="dxa"/>
-          <w:wAfter w:w="0" w:type="dxa"/>
           <w:trHeight w:val="522" w:hRule="atLeast"/>
         </w:trPr>
         <w:tc>
@@ -6564,10 +5547,6 @@
         </w:tc>
       </w:tr>
       <w:tr>
-        <w:trPr>
-          <w:wBefore w:w="0" w:type="dxa"/>
-          <w:wAfter w:w="0" w:type="dxa"/>
-        </w:trPr>
         <w:tc>
           <w:tcPr>
             <w:tcW w:w="1101" w:type="dxa"/>
@@ -6661,10 +5640,6 @@
         </w:tc>
       </w:tr>
       <w:tr>
-        <w:trPr>
-          <w:wBefore w:w="0" w:type="dxa"/>
-          <w:wAfter w:w="0" w:type="dxa"/>
-        </w:trPr>
         <w:tc>
           <w:tcPr>
             <w:tcW w:w="1101" w:type="dxa"/>
@@ -6709,10 +5684,6 @@
         </w:tc>
       </w:tr>
       <w:tr>
-        <w:trPr>
-          <w:wBefore w:w="0" w:type="dxa"/>
-          <w:wAfter w:w="0" w:type="dxa"/>
-        </w:trPr>
         <w:tc>
           <w:tcPr>
             <w:tcW w:w="1101" w:type="dxa"/>
@@ -6761,8 +5732,8 @@
       <w:pPr>
         <w:pStyle w:val="4"/>
       </w:pPr>
-      <w:bookmarkStart w:id="30" w:name="_Toc82077077"/>
-      <w:bookmarkStart w:id="31" w:name="_Toc82011353"/>
+      <w:bookmarkStart w:id="30" w:name="_Toc82011353"/>
+      <w:bookmarkStart w:id="31" w:name="_Toc82077077"/>
       <w:bookmarkStart w:id="32" w:name="_Toc116145038"/>
       <w:r>
         <w:rPr>
@@ -6832,18 +5803,12 @@
         <w:t>图</w:t>
       </w:r>
       <w:r>
-        <w:rPr>
-          <w:lang/>
-        </w:rPr>
         <w:t>1</w:t>
       </w:r>
       <w:r>
         <w:noBreakHyphen/>
       </w:r>
       <w:r>
-        <w:rPr>
-          <w:lang/>
-        </w:rPr>
         <w:t>2</w:t>
       </w:r>
       <w:r>
@@ -6931,7 +5896,6 @@
         <w:rPr>
           <w:sz w:val="24"/>
           <w:szCs w:val="24"/>
-          <w:lang/>
         </w:rPr>
         <w:t>1</w:t>
       </w:r>
@@ -6989,7 +5953,6 @@
         <w:rPr>
           <w:sz w:val="24"/>
           <w:szCs w:val="24"/>
-          <w:lang/>
         </w:rPr>
         <w:t>2</w:t>
       </w:r>
@@ -7114,7 +6077,6 @@
         <w:rPr>
           <w:sz w:val="24"/>
           <w:szCs w:val="24"/>
-          <w:lang/>
         </w:rPr>
         <w:t>1</w:t>
       </w:r>
@@ -7157,7 +6119,6 @@
         <w:rPr>
           <w:sz w:val="24"/>
           <w:szCs w:val="24"/>
-          <w:lang/>
         </w:rPr>
         <w:t>2</w:t>
       </w:r>
@@ -7207,8 +6168,6 @@
       </w:tblGrid>
       <w:tr>
         <w:trPr>
-          <w:wBefore w:w="0" w:type="dxa"/>
-          <w:wAfter w:w="0" w:type="dxa"/>
           <w:tblHeader/>
         </w:trPr>
         <w:tc>
@@ -7329,10 +6288,6 @@
         </w:tc>
       </w:tr>
       <w:tr>
-        <w:trPr>
-          <w:wBefore w:w="0" w:type="dxa"/>
-          <w:wAfter w:w="0" w:type="dxa"/>
-        </w:trPr>
         <w:tc>
           <w:tcPr>
             <w:tcW w:w="675" w:type="dxa"/>
@@ -7406,10 +6361,6 @@
         </w:tc>
       </w:tr>
       <w:tr>
-        <w:trPr>
-          <w:wBefore w:w="0" w:type="dxa"/>
-          <w:wAfter w:w="0" w:type="dxa"/>
-        </w:trPr>
         <w:tc>
           <w:tcPr>
             <w:tcW w:w="675" w:type="dxa"/>
@@ -7487,10 +6438,6 @@
         </w:tc>
       </w:tr>
       <w:tr>
-        <w:trPr>
-          <w:wBefore w:w="0" w:type="dxa"/>
-          <w:wAfter w:w="0" w:type="dxa"/>
-        </w:trPr>
         <w:tc>
           <w:tcPr>
             <w:tcW w:w="675" w:type="dxa"/>
@@ -7574,11 +6521,11 @@
         <w:pStyle w:val="2"/>
         <w:spacing w:before="156" w:after="156"/>
       </w:pPr>
-      <w:bookmarkStart w:id="36" w:name="_Toc82077078"/>
-      <w:bookmarkStart w:id="37" w:name="_Toc26707796"/>
-      <w:bookmarkStart w:id="38" w:name="_Toc116145039"/>
-      <w:bookmarkStart w:id="39" w:name="_Toc462680162"/>
-      <w:bookmarkStart w:id="40" w:name="_Toc27140865"/>
+      <w:bookmarkStart w:id="36" w:name="_Toc26707796"/>
+      <w:bookmarkStart w:id="37" w:name="_Toc82077078"/>
+      <w:bookmarkStart w:id="38" w:name="_Toc27140865"/>
+      <w:bookmarkStart w:id="39" w:name="_Toc116145039"/>
+      <w:bookmarkStart w:id="40" w:name="_Toc462680162"/>
       <w:r>
         <w:rPr>
           <w:rFonts w:hint="eastAsia"/>
@@ -7595,8 +6542,8 @@
       <w:pPr>
         <w:ind w:firstLine="480"/>
       </w:pPr>
-      <w:bookmarkStart w:id="41" w:name="_Toc462680163"/>
-      <w:bookmarkStart w:id="42" w:name="_Toc26707797"/>
+      <w:bookmarkStart w:id="41" w:name="_Toc26707797"/>
+      <w:bookmarkStart w:id="42" w:name="_Toc462680163"/>
       <w:r>
         <w:rPr>
           <w:rFonts w:hint="eastAsia"/>
@@ -7648,7 +6595,6 @@
         <w:rPr>
           <w:sz w:val="24"/>
           <w:szCs w:val="24"/>
-          <w:lang/>
         </w:rPr>
         <w:t>2</w:t>
       </w:r>
@@ -7706,7 +6652,6 @@
         <w:rPr>
           <w:sz w:val="24"/>
           <w:szCs w:val="24"/>
-          <w:lang/>
         </w:rPr>
         <w:t>1</w:t>
       </w:r>
@@ -7756,7 +6701,6 @@
       </w:tblGrid>
       <w:tr>
         <w:trPr>
-          <w:wBefore w:w="0" w:type="dxa"/>
           <w:trHeight w:val="268" w:hRule="atLeast"/>
           <w:jc w:val="center"/>
         </w:trPr>
@@ -7878,7 +6822,6 @@
       </w:tr>
       <w:tr>
         <w:trPr>
-          <w:wBefore w:w="0" w:type="dxa"/>
           <w:trHeight w:val="1109" w:hRule="atLeast"/>
           <w:jc w:val="center"/>
         </w:trPr>
@@ -8145,8 +7088,8 @@
         <w:pStyle w:val="2"/>
         <w:spacing w:before="156" w:after="156"/>
       </w:pPr>
-      <w:bookmarkStart w:id="45" w:name="_Toc116145041"/>
-      <w:bookmarkStart w:id="46" w:name="_Toc82077080"/>
+      <w:bookmarkStart w:id="45" w:name="_Toc82077080"/>
+      <w:bookmarkStart w:id="46" w:name="_Toc116145041"/>
       <w:r>
         <w:rPr>
           <w:rFonts w:hint="eastAsia"/>
@@ -8163,8 +7106,8 @@
       <w:pPr>
         <w:pStyle w:val="3"/>
       </w:pPr>
-      <w:bookmarkStart w:id="47" w:name="_Toc116145042"/>
-      <w:bookmarkStart w:id="48" w:name="_Toc82077081"/>
+      <w:bookmarkStart w:id="47" w:name="_Toc82077081"/>
+      <w:bookmarkStart w:id="48" w:name="_Toc116145042"/>
       <w:r>
         <w:rPr>
           <w:rFonts w:hint="eastAsia"/>
@@ -8266,19 +7209,7 @@
         <w:t>表</w:t>
       </w:r>
       <w:r>
-        <w:rPr>
-          <w:lang/>
-        </w:rPr>
-        <w:t>4</w:t>
-      </w:r>
-      <w:r>
-        <w:t>.</w:t>
-      </w:r>
-      <w:r>
-        <w:rPr>
-          <w:lang/>
-        </w:rPr>
-        <w:t>1</w:t>
+        <w:t>4.1</w:t>
       </w:r>
       <w:r>
         <w:fldChar w:fldCharType="end"/>
@@ -8332,7 +7263,6 @@
         <w:rPr>
           <w:sz w:val="24"/>
           <w:szCs w:val="24"/>
-          <w:lang/>
         </w:rPr>
         <w:t>4</w:t>
       </w:r>
@@ -8390,7 +7320,6 @@
         <w:rPr>
           <w:sz w:val="24"/>
           <w:szCs w:val="24"/>
-          <w:lang/>
         </w:rPr>
         <w:t>1</w:t>
       </w:r>
@@ -8439,8 +7368,6 @@
       </w:tblGrid>
       <w:tr>
         <w:trPr>
-          <w:wBefore w:w="0" w:type="dxa"/>
-          <w:wAfter w:w="0" w:type="dxa"/>
           <w:trHeight w:val="240" w:hRule="atLeast"/>
           <w:jc w:val="center"/>
         </w:trPr>
@@ -8524,8 +7451,6 @@
       </w:tr>
       <w:tr>
         <w:trPr>
-          <w:wBefore w:w="0" w:type="dxa"/>
-          <w:wAfter w:w="0" w:type="dxa"/>
           <w:trHeight w:val="240" w:hRule="atLeast"/>
           <w:jc w:val="center"/>
         </w:trPr>
@@ -8741,8 +7666,8 @@
       <w:pPr>
         <w:pStyle w:val="49"/>
       </w:pPr>
-      <w:bookmarkStart w:id="54" w:name="_Toc116145045"/>
-      <w:bookmarkStart w:id="55" w:name="_Toc82077084"/>
+      <w:bookmarkStart w:id="54" w:name="_Toc82077084"/>
+      <w:bookmarkStart w:id="55" w:name="_Toc116145045"/>
       <w:r>
         <w:rPr>
           <w:rFonts w:hint="eastAsia"/>
@@ -8792,7 +7717,6 @@
         <w:rPr>
           <w:sz w:val="24"/>
           <w:szCs w:val="24"/>
-          <w:lang/>
         </w:rPr>
         <w:t>5</w:t>
       </w:r>
@@ -8850,7 +7774,6 @@
         <w:rPr>
           <w:sz w:val="24"/>
           <w:szCs w:val="24"/>
-          <w:lang/>
         </w:rPr>
         <w:t>1</w:t>
       </w:r>
@@ -8907,7 +7830,6 @@
       </w:tblGrid>
       <w:tr>
         <w:trPr>
-          <w:wBefore w:w="0" w:type="dxa"/>
           <w:tblHeader/>
           <w:jc w:val="center"/>
         </w:trPr>
@@ -9022,7 +7944,6 @@
       </w:tr>
       <w:tr>
         <w:trPr>
-          <w:wBefore w:w="0" w:type="dxa"/>
           <w:jc w:val="center"/>
         </w:trPr>
         <w:tc>
@@ -9083,7 +8004,6 @@
       </w:tr>
       <w:tr>
         <w:trPr>
-          <w:wBefore w:w="0" w:type="dxa"/>
           <w:jc w:val="center"/>
         </w:trPr>
         <w:tc>
@@ -9200,7 +8120,6 @@
       </w:tr>
       <w:tr>
         <w:trPr>
-          <w:wBefore w:w="0" w:type="dxa"/>
           <w:jc w:val="center"/>
         </w:trPr>
         <w:tc>
@@ -9269,7 +8188,6 @@
       </w:tr>
       <w:tr>
         <w:trPr>
-          <w:wBefore w:w="0" w:type="dxa"/>
           <w:jc w:val="center"/>
         </w:trPr>
         <w:tc>
@@ -9346,8 +8264,8 @@
       <w:pPr>
         <w:pStyle w:val="49"/>
       </w:pPr>
-      <w:bookmarkStart w:id="56" w:name="_Toc116145046"/>
-      <w:bookmarkStart w:id="57" w:name="_Toc82077085"/>
+      <w:bookmarkStart w:id="56" w:name="_Toc82077085"/>
+      <w:bookmarkStart w:id="57" w:name="_Toc116145046"/>
       <w:r>
         <w:rPr>
           <w:rFonts w:hint="eastAsia"/>
@@ -9406,7 +8324,6 @@
         <w:rPr>
           <w:sz w:val="24"/>
           <w:szCs w:val="24"/>
-          <w:lang/>
         </w:rPr>
         <w:t>5</w:t>
       </w:r>
@@ -9464,7 +8381,6 @@
         <w:rPr>
           <w:sz w:val="24"/>
           <w:szCs w:val="24"/>
-          <w:lang/>
         </w:rPr>
         <w:t>2</w:t>
       </w:r>
@@ -9513,8 +8429,6 @@
       </w:tblGrid>
       <w:tr>
         <w:trPr>
-          <w:wBefore w:w="0" w:type="dxa"/>
-          <w:wAfter w:w="0" w:type="dxa"/>
           <w:tblHeader/>
           <w:jc w:val="center"/>
         </w:trPr>
@@ -9621,8 +8535,6 @@
       </w:tr>
       <w:tr>
         <w:trPr>
-          <w:wBefore w:w="0" w:type="dxa"/>
-          <w:wAfter w:w="0" w:type="dxa"/>
           <w:jc w:val="center"/>
         </w:trPr>
         <w:tc>
@@ -9683,8 +8595,6 @@
       </w:tr>
       <w:tr>
         <w:trPr>
-          <w:wBefore w:w="0" w:type="dxa"/>
-          <w:wAfter w:w="0" w:type="dxa"/>
           <w:jc w:val="center"/>
         </w:trPr>
         <w:tc>
@@ -9801,8 +8711,6 @@
       </w:tr>
       <w:tr>
         <w:trPr>
-          <w:wBefore w:w="0" w:type="dxa"/>
-          <w:wAfter w:w="0" w:type="dxa"/>
           <w:jc w:val="center"/>
         </w:trPr>
         <w:tc>
@@ -9871,8 +8779,6 @@
       </w:tr>
       <w:tr>
         <w:trPr>
-          <w:wBefore w:w="0" w:type="dxa"/>
-          <w:wAfter w:w="0" w:type="dxa"/>
           <w:jc w:val="center"/>
         </w:trPr>
         <w:tc>
@@ -10030,7 +8936,6 @@
         <w:rPr>
           <w:sz w:val="24"/>
           <w:szCs w:val="24"/>
-          <w:lang/>
         </w:rPr>
         <w:t>5</w:t>
       </w:r>
@@ -10088,7 +8993,6 @@
         <w:rPr>
           <w:sz w:val="24"/>
           <w:szCs w:val="24"/>
-          <w:lang/>
         </w:rPr>
         <w:t>3</w:t>
       </w:r>
@@ -10146,7 +9050,6 @@
       </w:tblGrid>
       <w:tr>
         <w:trPr>
-          <w:wBefore w:w="0" w:type="dxa"/>
           <w:trHeight w:val="32" w:hRule="atLeast"/>
           <w:tblHeader/>
           <w:jc w:val="center"/>
@@ -10239,7 +9142,6 @@
       </w:tr>
       <w:tr>
         <w:trPr>
-          <w:wBefore w:w="0" w:type="dxa"/>
           <w:trHeight w:val="18" w:hRule="atLeast"/>
           <w:jc w:val="center"/>
         </w:trPr>
@@ -10286,7 +9188,6 @@
       </w:tr>
       <w:tr>
         <w:trPr>
-          <w:wBefore w:w="0" w:type="dxa"/>
           <w:trHeight w:val="18" w:hRule="atLeast"/>
           <w:jc w:val="center"/>
         </w:trPr>
@@ -10337,7 +9238,6 @@
       </w:tr>
       <w:tr>
         <w:trPr>
-          <w:wBefore w:w="0" w:type="dxa"/>
           <w:trHeight w:val="18" w:hRule="atLeast"/>
           <w:jc w:val="center"/>
         </w:trPr>
@@ -10388,7 +9288,6 @@
       </w:tr>
       <w:tr>
         <w:trPr>
-          <w:wBefore w:w="0" w:type="dxa"/>
           <w:trHeight w:val="18" w:hRule="atLeast"/>
           <w:jc w:val="center"/>
         </w:trPr>
@@ -10435,7 +9334,6 @@
       </w:tr>
       <w:tr>
         <w:trPr>
-          <w:wBefore w:w="0" w:type="dxa"/>
           <w:trHeight w:val="25" w:hRule="atLeast"/>
           <w:jc w:val="center"/>
         </w:trPr>
@@ -10484,6 +9382,54 @@
               </w:rPr>
               <w:t>追踪合同</w:t>
             </w:r>
+          </w:p>
+        </w:tc>
+      </w:tr>
+      <w:tr>
+        <w:trPr>
+          <w:trHeight w:val="25" w:hRule="atLeast"/>
+          <w:jc w:val="center"/>
+        </w:trPr>
+        <w:tc>
+          <w:tcPr>
+            <w:tcW w:w="1833" w:type="dxa"/>
+            <w:noWrap w:val="0"/>
+            <w:vAlign w:val="center"/>
+          </w:tcPr>
+          <w:p>
+            <w:pPr>
+              <w:pStyle w:val="71"/>
+              <w:rPr>
+                <w:rFonts w:hint="default" w:ascii="Calibri" w:hAnsi="Calibri"/>
+                <w:lang w:val="en-US" w:eastAsia="zh-CN"/>
+              </w:rPr>
+            </w:pPr>
+            <w:r>
+              <w:rPr>
+                <w:rFonts w:hint="eastAsia" w:ascii="Calibri" w:hAnsi="Calibri"/>
+                <w:lang w:val="en-US" w:eastAsia="zh-CN"/>
+              </w:rPr>
+              <w:t>test</w:t>
+            </w:r>
+            <w:bookmarkStart w:id="152" w:name="_GoBack"/>
+            <w:bookmarkEnd w:id="152"/>
+          </w:p>
+        </w:tc>
+        <w:tc>
+          <w:tcPr>
+            <w:tcW w:w="7229" w:type="dxa"/>
+            <w:gridSpan w:val="3"/>
+            <w:noWrap w:val="0"/>
+            <w:vAlign w:val="top"/>
+          </w:tcPr>
+          <w:p>
+            <w:pPr>
+              <w:pStyle w:val="71"/>
+              <w:rPr>
+                <w:rFonts w:hint="eastAsia" w:ascii="Calibri" w:hAnsi="Calibri"/>
+                <w:lang w:val="en-US" w:eastAsia="zh-CN"/>
+              </w:rPr>
+            </w:pPr>
           </w:p>
         </w:tc>
       </w:tr>
@@ -10546,8 +9492,8 @@
       <w:pPr>
         <w:pStyle w:val="4"/>
       </w:pPr>
-      <w:bookmarkStart w:id="64" w:name="_Toc82077155"/>
-      <w:bookmarkStart w:id="65" w:name="_Toc116145050"/>
+      <w:bookmarkStart w:id="64" w:name="_Toc116145050"/>
+      <w:bookmarkStart w:id="65" w:name="_Toc82077155"/>
       <w:r>
         <w:rPr>
           <w:rFonts w:hint="eastAsia"/>
@@ -10609,7 +9555,6 @@
         <w:rPr>
           <w:sz w:val="24"/>
           <w:szCs w:val="24"/>
-          <w:lang/>
         </w:rPr>
         <w:t>5</w:t>
       </w:r>
@@ -10667,7 +9612,6 @@
         <w:rPr>
           <w:sz w:val="24"/>
           <w:szCs w:val="24"/>
-          <w:lang/>
         </w:rPr>
         <w:t>75</w:t>
       </w:r>
@@ -10716,7 +9660,6 @@
       </w:tblGrid>
       <w:tr>
         <w:trPr>
-          <w:wBefore w:w="0" w:type="dxa"/>
           <w:trHeight w:val="32" w:hRule="atLeast"/>
           <w:tblHeader/>
           <w:jc w:val="center"/>
@@ -10809,7 +9752,6 @@
       </w:tr>
       <w:tr>
         <w:trPr>
-          <w:wBefore w:w="0" w:type="dxa"/>
           <w:trHeight w:val="18" w:hRule="atLeast"/>
           <w:jc w:val="center"/>
         </w:trPr>
@@ -10860,7 +9802,6 @@
       </w:tr>
       <w:tr>
         <w:trPr>
-          <w:wBefore w:w="0" w:type="dxa"/>
           <w:trHeight w:val="18" w:hRule="atLeast"/>
           <w:jc w:val="center"/>
         </w:trPr>
@@ -10911,7 +9852,6 @@
       </w:tr>
       <w:tr>
         <w:trPr>
-          <w:wBefore w:w="0" w:type="dxa"/>
           <w:trHeight w:val="18" w:hRule="atLeast"/>
           <w:jc w:val="center"/>
         </w:trPr>
@@ -10962,7 +9902,6 @@
       </w:tr>
       <w:tr>
         <w:trPr>
-          <w:wBefore w:w="0" w:type="dxa"/>
           <w:trHeight w:val="18" w:hRule="atLeast"/>
           <w:jc w:val="center"/>
         </w:trPr>
@@ -11009,7 +9948,6 @@
       </w:tr>
       <w:tr>
         <w:trPr>
-          <w:wBefore w:w="0" w:type="dxa"/>
           <w:trHeight w:val="25" w:hRule="atLeast"/>
           <w:jc w:val="center"/>
         </w:trPr>
@@ -11073,8 +10011,8 @@
       <w:pPr>
         <w:pStyle w:val="3"/>
       </w:pPr>
-      <w:bookmarkStart w:id="66" w:name="_Toc116145051"/>
-      <w:bookmarkStart w:id="67" w:name="_Toc82077159"/>
+      <w:bookmarkStart w:id="66" w:name="_Toc82077159"/>
+      <w:bookmarkStart w:id="67" w:name="_Toc116145051"/>
       <w:r>
         <w:rPr>
           <w:rFonts w:hint="eastAsia"/>
@@ -11177,7 +10115,6 @@
         <w:rPr>
           <w:sz w:val="24"/>
           <w:szCs w:val="24"/>
-          <w:lang/>
         </w:rPr>
         <w:t>5</w:t>
       </w:r>
@@ -11235,7 +10172,6 @@
         <w:rPr>
           <w:sz w:val="24"/>
           <w:szCs w:val="24"/>
-          <w:lang/>
         </w:rPr>
         <w:t>79</w:t>
       </w:r>
@@ -11301,8 +10237,6 @@
       </w:tblGrid>
       <w:tr>
         <w:trPr>
-          <w:wBefore w:w="0" w:type="dxa"/>
-          <w:wAfter w:w="0" w:type="dxa"/>
           <w:trHeight w:val="32" w:hRule="atLeast"/>
           <w:tblHeader/>
           <w:jc w:val="center"/>
@@ -11395,8 +10329,6 @@
       </w:tr>
       <w:tr>
         <w:trPr>
-          <w:wBefore w:w="0" w:type="dxa"/>
-          <w:wAfter w:w="0" w:type="dxa"/>
           <w:trHeight w:val="18" w:hRule="atLeast"/>
           <w:jc w:val="center"/>
         </w:trPr>
@@ -11447,8 +10379,6 @@
       </w:tr>
       <w:tr>
         <w:trPr>
-          <w:wBefore w:w="0" w:type="dxa"/>
-          <w:wAfter w:w="0" w:type="dxa"/>
           <w:trHeight w:val="18" w:hRule="atLeast"/>
           <w:jc w:val="center"/>
         </w:trPr>
@@ -11499,8 +10429,6 @@
       </w:tr>
       <w:tr>
         <w:trPr>
-          <w:wBefore w:w="0" w:type="dxa"/>
-          <w:wAfter w:w="0" w:type="dxa"/>
           <w:trHeight w:val="18" w:hRule="atLeast"/>
           <w:jc w:val="center"/>
         </w:trPr>
@@ -11551,8 +10479,6 @@
       </w:tr>
       <w:tr>
         <w:trPr>
-          <w:wBefore w:w="0" w:type="dxa"/>
-          <w:wAfter w:w="0" w:type="dxa"/>
           <w:trHeight w:val="18" w:hRule="atLeast"/>
           <w:jc w:val="center"/>
         </w:trPr>
@@ -11599,8 +10525,6 @@
       </w:tr>
       <w:tr>
         <w:trPr>
-          <w:wBefore w:w="0" w:type="dxa"/>
-          <w:wAfter w:w="0" w:type="dxa"/>
           <w:trHeight w:val="25" w:hRule="atLeast"/>
           <w:jc w:val="center"/>
         </w:trPr>
@@ -11672,8 +10596,8 @@
           <w:rFonts w:hint="eastAsia"/>
         </w:rPr>
       </w:pPr>
-      <w:bookmarkStart w:id="70" w:name="_Toc116145053"/>
-      <w:bookmarkStart w:id="71" w:name="_Toc82077164"/>
+      <w:bookmarkStart w:id="70" w:name="_Toc82077164"/>
+      <w:bookmarkStart w:id="71" w:name="_Toc116145053"/>
       <w:bookmarkStart w:id="72" w:name="_Toc27140867"/>
       <w:r>
         <w:rPr>
@@ -11757,7 +10681,6 @@
         <w:rPr>
           <w:sz w:val="24"/>
           <w:szCs w:val="24"/>
-          <w:lang/>
         </w:rPr>
         <w:t>5</w:t>
       </w:r>
@@ -11815,7 +10738,6 @@
         <w:rPr>
           <w:sz w:val="24"/>
           <w:szCs w:val="24"/>
-          <w:lang/>
         </w:rPr>
         <w:t>83</w:t>
       </w:r>
@@ -11881,8 +10803,6 @@
       </w:tblGrid>
       <w:tr>
         <w:trPr>
-          <w:wBefore w:w="0" w:type="dxa"/>
-          <w:wAfter w:w="0" w:type="dxa"/>
           <w:trHeight w:val="32" w:hRule="atLeast"/>
           <w:tblHeader/>
           <w:jc w:val="center"/>
@@ -11975,8 +10895,6 @@
       </w:tr>
       <w:tr>
         <w:trPr>
-          <w:wBefore w:w="0" w:type="dxa"/>
-          <w:wAfter w:w="0" w:type="dxa"/>
           <w:trHeight w:val="18" w:hRule="atLeast"/>
           <w:jc w:val="center"/>
         </w:trPr>
@@ -12027,8 +10945,6 @@
       </w:tr>
       <w:tr>
         <w:trPr>
-          <w:wBefore w:w="0" w:type="dxa"/>
-          <w:wAfter w:w="0" w:type="dxa"/>
           <w:trHeight w:val="18" w:hRule="atLeast"/>
           <w:jc w:val="center"/>
         </w:trPr>
@@ -12079,8 +10995,6 @@
       </w:tr>
       <w:tr>
         <w:trPr>
-          <w:wBefore w:w="0" w:type="dxa"/>
-          <w:wAfter w:w="0" w:type="dxa"/>
           <w:trHeight w:val="18" w:hRule="atLeast"/>
           <w:jc w:val="center"/>
         </w:trPr>
@@ -12131,8 +11045,6 @@
       </w:tr>
       <w:tr>
         <w:trPr>
-          <w:wBefore w:w="0" w:type="dxa"/>
-          <w:wAfter w:w="0" w:type="dxa"/>
           <w:trHeight w:val="18" w:hRule="atLeast"/>
           <w:jc w:val="center"/>
         </w:trPr>
@@ -12179,8 +11091,6 @@
       </w:tr>
       <w:tr>
         <w:trPr>
-          <w:wBefore w:w="0" w:type="dxa"/>
-          <w:wAfter w:w="0" w:type="dxa"/>
           <w:trHeight w:val="25" w:hRule="atLeast"/>
           <w:jc w:val="center"/>
         </w:trPr>
@@ -12327,7 +11237,6 @@
         <w:rPr>
           <w:sz w:val="24"/>
           <w:szCs w:val="24"/>
-          <w:lang/>
         </w:rPr>
         <w:t>5</w:t>
       </w:r>
@@ -12385,7 +11294,6 @@
         <w:rPr>
           <w:sz w:val="24"/>
           <w:szCs w:val="24"/>
-          <w:lang/>
         </w:rPr>
         <w:t>86</w:t>
       </w:r>
@@ -12443,7 +11351,6 @@
       </w:tblGrid>
       <w:tr>
         <w:trPr>
-          <w:wBefore w:w="0" w:type="dxa"/>
           <w:trHeight w:val="32" w:hRule="atLeast"/>
           <w:tblHeader/>
           <w:jc w:val="center"/>
@@ -12536,7 +11443,6 @@
       </w:tr>
       <w:tr>
         <w:trPr>
-          <w:wBefore w:w="0" w:type="dxa"/>
           <w:trHeight w:val="18" w:hRule="atLeast"/>
           <w:jc w:val="center"/>
         </w:trPr>
@@ -12583,7 +11489,6 @@
       </w:tr>
       <w:tr>
         <w:trPr>
-          <w:wBefore w:w="0" w:type="dxa"/>
           <w:trHeight w:val="18" w:hRule="atLeast"/>
           <w:jc w:val="center"/>
         </w:trPr>
@@ -12634,7 +11539,6 @@
       </w:tr>
       <w:tr>
         <w:trPr>
-          <w:wBefore w:w="0" w:type="dxa"/>
           <w:trHeight w:val="18" w:hRule="atLeast"/>
           <w:jc w:val="center"/>
         </w:trPr>
@@ -12685,7 +11589,6 @@
       </w:tr>
       <w:tr>
         <w:trPr>
-          <w:wBefore w:w="0" w:type="dxa"/>
           <w:trHeight w:val="18" w:hRule="atLeast"/>
           <w:jc w:val="center"/>
         </w:trPr>
@@ -12732,7 +11635,6 @@
       </w:tr>
       <w:tr>
         <w:trPr>
-          <w:wBefore w:w="0" w:type="dxa"/>
           <w:trHeight w:val="25" w:hRule="atLeast"/>
           <w:jc w:val="center"/>
         </w:trPr>
@@ -12826,10 +11728,10 @@
       <w:pPr>
         <w:pStyle w:val="3"/>
       </w:pPr>
-      <w:bookmarkStart w:id="81" w:name="_Toc157840324"/>
+      <w:bookmarkStart w:id="81" w:name="_Toc304460921"/>
       <w:bookmarkStart w:id="82" w:name="_Toc82011361"/>
-      <w:bookmarkStart w:id="83" w:name="_Toc304460921"/>
-      <w:bookmarkStart w:id="84" w:name="_Toc116145058"/>
+      <w:bookmarkStart w:id="83" w:name="_Toc116145058"/>
+      <w:bookmarkStart w:id="84" w:name="_Toc157840324"/>
       <w:r>
         <w:rPr>
           <w:rFonts w:hint="eastAsia"/>
@@ -12965,9 +11867,6 @@
         <w:fldChar w:fldCharType="separate"/>
       </w:r>
       <w:r>
-        <w:rPr>
-          <w:lang/>
-        </w:rPr>
         <w:t>6</w:t>
       </w:r>
       <w:r>
@@ -12995,9 +11894,6 @@
         <w:fldChar w:fldCharType="separate"/>
       </w:r>
       <w:r>
-        <w:rPr>
-          <w:lang/>
-        </w:rPr>
         <w:t>1</w:t>
       </w:r>
       <w:r>
@@ -13014,11 +11910,11 @@
       <w:pPr>
         <w:pStyle w:val="4"/>
       </w:pPr>
-      <w:bookmarkStart w:id="86" w:name="_Toc26707798"/>
-      <w:bookmarkStart w:id="87" w:name="_Toc82077171"/>
-      <w:bookmarkStart w:id="88" w:name="_Toc27140868"/>
-      <w:bookmarkStart w:id="89" w:name="_Toc462680164"/>
-      <w:bookmarkStart w:id="90" w:name="_Toc116145060"/>
+      <w:bookmarkStart w:id="86" w:name="_Toc27140868"/>
+      <w:bookmarkStart w:id="87" w:name="_Toc26707798"/>
+      <w:bookmarkStart w:id="88" w:name="_Toc116145060"/>
+      <w:bookmarkStart w:id="89" w:name="_Toc82077171"/>
+      <w:bookmarkStart w:id="90" w:name="_Toc462680164"/>
       <w:r>
         <w:rPr>
           <w:rFonts w:hint="eastAsia"/>
@@ -13076,7 +11972,6 @@
         <w:rPr>
           <w:sz w:val="24"/>
           <w:szCs w:val="24"/>
-          <w:lang/>
         </w:rPr>
         <w:t>6</w:t>
       </w:r>
@@ -13134,7 +12029,6 @@
         <w:rPr>
           <w:sz w:val="24"/>
           <w:szCs w:val="24"/>
-          <w:lang/>
         </w:rPr>
         <w:t>1</w:t>
       </w:r>
@@ -13190,8 +12084,6 @@
       </w:tblGrid>
       <w:tr>
         <w:trPr>
-          <w:wBefore w:w="0" w:type="dxa"/>
-          <w:wAfter w:w="0" w:type="dxa"/>
           <w:trHeight w:val="202" w:hRule="atLeast"/>
           <w:jc w:val="center"/>
         </w:trPr>
@@ -13293,8 +12185,6 @@
       </w:tr>
       <w:tr>
         <w:trPr>
-          <w:wBefore w:w="0" w:type="dxa"/>
-          <w:wAfter w:w="0" w:type="dxa"/>
           <w:trHeight w:val="202" w:hRule="atLeast"/>
           <w:jc w:val="center"/>
         </w:trPr>
@@ -13378,8 +12268,6 @@
       </w:tr>
       <w:tr>
         <w:trPr>
-          <w:wBefore w:w="0" w:type="dxa"/>
-          <w:wAfter w:w="0" w:type="dxa"/>
           <w:trHeight w:val="202" w:hRule="atLeast"/>
           <w:jc w:val="center"/>
         </w:trPr>
@@ -13463,8 +12351,6 @@
       </w:tr>
       <w:tr>
         <w:trPr>
-          <w:wBefore w:w="0" w:type="dxa"/>
-          <w:wAfter w:w="0" w:type="dxa"/>
           <w:trHeight w:val="63" w:hRule="atLeast"/>
           <w:jc w:val="center"/>
         </w:trPr>
@@ -13545,8 +12431,6 @@
       </w:tr>
       <w:tr>
         <w:trPr>
-          <w:wBefore w:w="0" w:type="dxa"/>
-          <w:wAfter w:w="0" w:type="dxa"/>
           <w:trHeight w:val="63" w:hRule="atLeast"/>
           <w:jc w:val="center"/>
         </w:trPr>
@@ -13624,8 +12508,6 @@
       </w:tr>
       <w:tr>
         <w:trPr>
-          <w:wBefore w:w="0" w:type="dxa"/>
-          <w:wAfter w:w="0" w:type="dxa"/>
           <w:trHeight w:val="63" w:hRule="atLeast"/>
           <w:jc w:val="center"/>
         </w:trPr>
@@ -13703,8 +12585,6 @@
       </w:tr>
       <w:tr>
         <w:trPr>
-          <w:wBefore w:w="0" w:type="dxa"/>
-          <w:wAfter w:w="0" w:type="dxa"/>
           <w:trHeight w:val="63" w:hRule="atLeast"/>
           <w:jc w:val="center"/>
         </w:trPr>
@@ -13782,8 +12662,6 @@
       </w:tr>
       <w:tr>
         <w:trPr>
-          <w:wBefore w:w="0" w:type="dxa"/>
-          <w:wAfter w:w="0" w:type="dxa"/>
           <w:trHeight w:val="63" w:hRule="atLeast"/>
           <w:jc w:val="center"/>
         </w:trPr>
@@ -13869,10 +12747,10 @@
       <w:pPr>
         <w:pStyle w:val="4"/>
       </w:pPr>
-      <w:bookmarkStart w:id="92" w:name="_Toc26707799"/>
-      <w:bookmarkStart w:id="93" w:name="_Toc116145061"/>
-      <w:bookmarkStart w:id="94" w:name="_Toc82077172"/>
-      <w:bookmarkStart w:id="95" w:name="_Toc27140869"/>
+      <w:bookmarkStart w:id="92" w:name="_Toc116145061"/>
+      <w:bookmarkStart w:id="93" w:name="_Toc82077172"/>
+      <w:bookmarkStart w:id="94" w:name="_Toc27140869"/>
+      <w:bookmarkStart w:id="95" w:name="_Toc26707799"/>
       <w:r>
         <w:rPr>
           <w:rFonts w:hint="eastAsia"/>
@@ -13929,7 +12807,6 @@
         <w:rPr>
           <w:sz w:val="24"/>
           <w:szCs w:val="24"/>
-          <w:lang/>
         </w:rPr>
         <w:t>6</w:t>
       </w:r>
@@ -13987,7 +12864,6 @@
         <w:rPr>
           <w:sz w:val="24"/>
           <w:szCs w:val="24"/>
-          <w:lang/>
         </w:rPr>
         <w:t>2</w:t>
       </w:r>
@@ -14036,15 +12912,14 @@
         </w:tblCellMar>
       </w:tblPr>
       <w:tblGrid>
-        <w:gridCol w:w="716"/>
-        <w:gridCol w:w="1021"/>
+        <w:gridCol w:w="717"/>
+        <w:gridCol w:w="1020"/>
         <w:gridCol w:w="1948"/>
         <w:gridCol w:w="739"/>
         <w:gridCol w:w="1682"/>
       </w:tblGrid>
       <w:tr>
         <w:trPr>
-          <w:wBefore w:w="0" w:type="dxa"/>
           <w:trHeight w:val="109" w:hRule="atLeast"/>
           <w:jc w:val="center"/>
         </w:trPr>
@@ -14166,7 +13041,6 @@
       </w:tr>
       <w:tr>
         <w:trPr>
-          <w:wBefore w:w="0" w:type="dxa"/>
           <w:trHeight w:val="46" w:hRule="atLeast"/>
           <w:jc w:val="center"/>
         </w:trPr>
@@ -14261,7 +13135,6 @@
       </w:tr>
       <w:tr>
         <w:trPr>
-          <w:wBefore w:w="0" w:type="dxa"/>
           <w:trHeight w:val="46" w:hRule="atLeast"/>
           <w:jc w:val="center"/>
         </w:trPr>
@@ -14355,7 +13228,6 @@
       </w:tr>
       <w:tr>
         <w:trPr>
-          <w:wBefore w:w="0" w:type="dxa"/>
           <w:trHeight w:val="46" w:hRule="atLeast"/>
           <w:jc w:val="center"/>
         </w:trPr>
@@ -14449,7 +13321,6 @@
       </w:tr>
       <w:tr>
         <w:trPr>
-          <w:wBefore w:w="0" w:type="dxa"/>
           <w:trHeight w:val="46" w:hRule="atLeast"/>
           <w:jc w:val="center"/>
         </w:trPr>
@@ -14543,7 +13414,6 @@
       </w:tr>
       <w:tr>
         <w:trPr>
-          <w:wBefore w:w="0" w:type="dxa"/>
           <w:trHeight w:val="46" w:hRule="atLeast"/>
           <w:jc w:val="center"/>
         </w:trPr>
@@ -14676,92 +13546,92 @@
       <w:pPr>
         <w:pStyle w:val="3"/>
       </w:pPr>
-      <w:bookmarkStart w:id="98" w:name="_Toc27140949"/>
+      <w:bookmarkStart w:id="98" w:name="_Toc27143967"/>
       <w:bookmarkEnd w:id="98"/>
-      <w:bookmarkStart w:id="99" w:name="_Toc27143969"/>
+      <w:bookmarkStart w:id="99" w:name="_Toc27143942"/>
       <w:bookmarkEnd w:id="99"/>
-      <w:bookmarkStart w:id="100" w:name="_Toc27143935"/>
+      <w:bookmarkStart w:id="100" w:name="_Toc27140979"/>
       <w:bookmarkEnd w:id="100"/>
-      <w:bookmarkStart w:id="101" w:name="_Toc27140872"/>
+      <w:bookmarkStart w:id="101" w:name="_Toc27140947"/>
       <w:bookmarkEnd w:id="101"/>
-      <w:bookmarkStart w:id="102" w:name="_Toc27140952"/>
+      <w:bookmarkStart w:id="102" w:name="_Toc27140904"/>
       <w:bookmarkEnd w:id="102"/>
-      <w:bookmarkStart w:id="103" w:name="_Toc27140948"/>
+      <w:bookmarkStart w:id="103" w:name="_Toc27140873"/>
       <w:bookmarkEnd w:id="103"/>
-      <w:bookmarkStart w:id="104" w:name="_Toc27143941"/>
+      <w:bookmarkStart w:id="104" w:name="_Toc27140899"/>
       <w:bookmarkEnd w:id="104"/>
-      <w:bookmarkStart w:id="105" w:name="_Toc27143934"/>
+      <w:bookmarkStart w:id="105" w:name="_Toc27143970"/>
       <w:bookmarkEnd w:id="105"/>
-      <w:bookmarkStart w:id="106" w:name="_Toc27140903"/>
+      <w:bookmarkStart w:id="106" w:name="_Toc27143968"/>
       <w:bookmarkEnd w:id="106"/>
-      <w:bookmarkStart w:id="107" w:name="_Toc27140871"/>
+      <w:bookmarkStart w:id="107" w:name="_Toc27143963"/>
       <w:bookmarkEnd w:id="107"/>
-      <w:bookmarkStart w:id="108" w:name="_Toc27140877"/>
+      <w:bookmarkStart w:id="108" w:name="_Toc27143937"/>
       <w:bookmarkEnd w:id="108"/>
-      <w:bookmarkStart w:id="109" w:name="_Toc27143936"/>
+      <w:bookmarkStart w:id="109" w:name="_Toc27140875"/>
       <w:bookmarkEnd w:id="109"/>
-      <w:bookmarkStart w:id="110" w:name="_Toc27140980"/>
+      <w:bookmarkStart w:id="110" w:name="_Toc27140874"/>
       <w:bookmarkEnd w:id="110"/>
-      <w:bookmarkStart w:id="111" w:name="_Toc27140876"/>
+      <w:bookmarkStart w:id="111" w:name="_Toc27140975"/>
       <w:bookmarkEnd w:id="111"/>
-      <w:bookmarkStart w:id="112" w:name="_Toc27140870"/>
+      <w:bookmarkStart w:id="112" w:name="_Toc27143940"/>
       <w:bookmarkEnd w:id="112"/>
-      <w:bookmarkStart w:id="113" w:name="_Toc27143964"/>
+      <w:bookmarkStart w:id="113" w:name="_Toc27140953"/>
       <w:bookmarkEnd w:id="113"/>
-      <w:bookmarkStart w:id="114" w:name="_Toc27140946"/>
+      <w:bookmarkStart w:id="114" w:name="_Toc27143938"/>
       <w:bookmarkEnd w:id="114"/>
-      <w:bookmarkStart w:id="115" w:name="_Toc27140951"/>
+      <w:bookmarkStart w:id="115" w:name="_Toc27140878"/>
       <w:bookmarkEnd w:id="115"/>
-      <w:bookmarkStart w:id="116" w:name="_Toc27143938"/>
+      <w:bookmarkStart w:id="116" w:name="_Toc27140900"/>
       <w:bookmarkEnd w:id="116"/>
-      <w:bookmarkStart w:id="117" w:name="_Toc27140953"/>
+      <w:bookmarkStart w:id="117" w:name="_Toc27143939"/>
       <w:bookmarkEnd w:id="117"/>
-      <w:bookmarkStart w:id="118" w:name="_Toc27143942"/>
+      <w:bookmarkStart w:id="118" w:name="_Toc27140946"/>
       <w:bookmarkEnd w:id="118"/>
-      <w:bookmarkStart w:id="119" w:name="_Toc27143939"/>
+      <w:bookmarkStart w:id="119" w:name="_Toc27140950"/>
       <w:bookmarkEnd w:id="119"/>
-      <w:bookmarkStart w:id="120" w:name="_Toc27143968"/>
+      <w:bookmarkStart w:id="120" w:name="_Toc27140954"/>
       <w:bookmarkEnd w:id="120"/>
-      <w:bookmarkStart w:id="121" w:name="_Toc27140954"/>
+      <w:bookmarkStart w:id="121" w:name="_Toc27140976"/>
       <w:bookmarkEnd w:id="121"/>
-      <w:bookmarkStart w:id="122" w:name="_Toc27140899"/>
+      <w:bookmarkStart w:id="122" w:name="_Toc27140951"/>
       <w:bookmarkEnd w:id="122"/>
-      <w:bookmarkStart w:id="123" w:name="_Toc27140976"/>
+      <w:bookmarkStart w:id="123" w:name="_Toc27143964"/>
       <w:bookmarkEnd w:id="123"/>
-      <w:bookmarkStart w:id="124" w:name="_Toc27140874"/>
+      <w:bookmarkStart w:id="124" w:name="_Toc27140870"/>
       <w:bookmarkEnd w:id="124"/>
-      <w:bookmarkStart w:id="125" w:name="_Toc27140950"/>
+      <w:bookmarkStart w:id="125" w:name="_Toc27140876"/>
       <w:bookmarkEnd w:id="125"/>
-      <w:bookmarkStart w:id="126" w:name="_Toc27140904"/>
+      <w:bookmarkStart w:id="126" w:name="_Toc27140980"/>
       <w:bookmarkEnd w:id="126"/>
-      <w:bookmarkStart w:id="127" w:name="_Toc27140878"/>
+      <w:bookmarkStart w:id="127" w:name="_Toc27140877"/>
       <w:bookmarkEnd w:id="127"/>
-      <w:bookmarkStart w:id="128" w:name="_Toc27143940"/>
+      <w:bookmarkStart w:id="128" w:name="_Toc27143936"/>
       <w:bookmarkEnd w:id="128"/>
-      <w:bookmarkStart w:id="129" w:name="_Toc27140875"/>
+      <w:bookmarkStart w:id="129" w:name="_Toc27140871"/>
       <w:bookmarkEnd w:id="129"/>
-      <w:bookmarkStart w:id="130" w:name="_Toc27143970"/>
+      <w:bookmarkStart w:id="130" w:name="_Toc27140903"/>
       <w:bookmarkEnd w:id="130"/>
-      <w:bookmarkStart w:id="131" w:name="_Toc27140975"/>
+      <w:bookmarkStart w:id="131" w:name="_Toc27143934"/>
       <w:bookmarkEnd w:id="131"/>
-      <w:bookmarkStart w:id="132" w:name="_Toc27140947"/>
+      <w:bookmarkStart w:id="132" w:name="_Toc27140948"/>
       <w:bookmarkEnd w:id="132"/>
-      <w:bookmarkStart w:id="133" w:name="_Toc27140900"/>
+      <w:bookmarkStart w:id="133" w:name="_Toc27143941"/>
       <w:bookmarkEnd w:id="133"/>
-      <w:bookmarkStart w:id="134" w:name="_Toc27143967"/>
+      <w:bookmarkStart w:id="134" w:name="_Toc27143935"/>
       <w:bookmarkEnd w:id="134"/>
-      <w:bookmarkStart w:id="135" w:name="_Toc27143937"/>
+      <w:bookmarkStart w:id="135" w:name="_Toc27140952"/>
       <w:bookmarkEnd w:id="135"/>
-      <w:bookmarkStart w:id="136" w:name="_Toc27143963"/>
+      <w:bookmarkStart w:id="136" w:name="_Toc27140872"/>
       <w:bookmarkEnd w:id="136"/>
-      <w:bookmarkStart w:id="137" w:name="_Toc27140873"/>
+      <w:bookmarkStart w:id="137" w:name="_Toc27140949"/>
       <w:bookmarkEnd w:id="137"/>
-      <w:bookmarkStart w:id="138" w:name="_Toc27140979"/>
+      <w:bookmarkStart w:id="138" w:name="_Toc27143969"/>
       <w:bookmarkEnd w:id="138"/>
-      <w:bookmarkStart w:id="139" w:name="_Toc27140906"/>
-      <w:bookmarkStart w:id="140" w:name="_Toc26707809"/>
-      <w:bookmarkStart w:id="141" w:name="_Toc116145063"/>
-      <w:bookmarkStart w:id="142" w:name="_Toc82077174"/>
+      <w:bookmarkStart w:id="139" w:name="_Toc26707809"/>
+      <w:bookmarkStart w:id="140" w:name="_Toc116145063"/>
+      <w:bookmarkStart w:id="141" w:name="_Toc82077174"/>
+      <w:bookmarkStart w:id="142" w:name="_Toc27140906"/>
       <w:r>
         <w:rPr>
           <w:rFonts w:hint="eastAsia"/>
@@ -14813,8 +13683,8 @@
       <w:pPr>
         <w:pStyle w:val="3"/>
       </w:pPr>
-      <w:bookmarkStart w:id="143" w:name="_Toc82077175"/>
-      <w:bookmarkStart w:id="144" w:name="_Toc116145064"/>
+      <w:bookmarkStart w:id="143" w:name="_Toc116145064"/>
+      <w:bookmarkStart w:id="144" w:name="_Toc82077175"/>
       <w:r>
         <w:rPr>
           <w:rFonts w:hint="eastAsia"/>
@@ -14925,7 +13795,6 @@
         <w:rPr>
           <w:sz w:val="24"/>
           <w:szCs w:val="24"/>
-          <w:lang/>
         </w:rPr>
         <w:t>7</w:t>
       </w:r>
@@ -14983,7 +13852,6 @@
         <w:rPr>
           <w:sz w:val="24"/>
           <w:szCs w:val="24"/>
-          <w:lang/>
         </w:rPr>
         <w:t>1</w:t>
       </w:r>
@@ -15119,7 +13987,6 @@
         <w:rPr>
           <w:sz w:val="24"/>
           <w:szCs w:val="24"/>
-          <w:lang/>
         </w:rPr>
         <w:t>8</w:t>
       </w:r>
@@ -15177,7 +14044,6 @@
         <w:rPr>
           <w:sz w:val="24"/>
           <w:szCs w:val="24"/>
-          <w:lang/>
         </w:rPr>
         <w:t>1</w:t>
       </w:r>
@@ -15224,7 +14090,6 @@
       </w:tblGrid>
       <w:tr>
         <w:trPr>
-          <w:wBefore w:w="0" w:type="dxa"/>
           <w:trHeight w:val="43" w:hRule="atLeast"/>
           <w:jc w:val="center"/>
         </w:trPr>
@@ -15283,7 +14148,6 @@
       </w:tr>
       <w:tr>
         <w:trPr>
-          <w:wBefore w:w="0" w:type="dxa"/>
           <w:trHeight w:val="43" w:hRule="atLeast"/>
           <w:jc w:val="center"/>
         </w:trPr>
@@ -15342,7 +14206,6 @@
       </w:tr>
       <w:tr>
         <w:trPr>
-          <w:wBefore w:w="0" w:type="dxa"/>
           <w:trHeight w:val="43" w:hRule="atLeast"/>
           <w:jc w:val="center"/>
         </w:trPr>
@@ -15474,7 +14337,6 @@
       </w:tr>
       <w:tr>
         <w:trPr>
-          <w:wBefore w:w="0" w:type="dxa"/>
           <w:trHeight w:val="43" w:hRule="atLeast"/>
           <w:jc w:val="center"/>
         </w:trPr>
@@ -15533,7 +14395,6 @@
       </w:tr>
       <w:tr>
         <w:trPr>
-          <w:wBefore w:w="0" w:type="dxa"/>
           <w:trHeight w:val="43" w:hRule="atLeast"/>
           <w:jc w:val="center"/>
         </w:trPr>
@@ -15665,7 +14526,6 @@
       </w:tr>
       <w:tr>
         <w:trPr>
-          <w:wBefore w:w="0" w:type="dxa"/>
           <w:trHeight w:val="43" w:hRule="atLeast"/>
           <w:jc w:val="center"/>
         </w:trPr>
@@ -15724,7 +14584,6 @@
       </w:tr>
       <w:tr>
         <w:trPr>
-          <w:wBefore w:w="0" w:type="dxa"/>
           <w:trHeight w:val="43" w:hRule="atLeast"/>
           <w:jc w:val="center"/>
         </w:trPr>
@@ -15824,7 +14683,6 @@
       </w:tr>
       <w:tr>
         <w:trPr>
-          <w:wBefore w:w="0" w:type="dxa"/>
           <w:trHeight w:val="47" w:hRule="atLeast"/>
           <w:jc w:val="center"/>
         </w:trPr>
@@ -15883,7 +14741,6 @@
       </w:tr>
       <w:tr>
         <w:trPr>
-          <w:wBefore w:w="0" w:type="dxa"/>
           <w:trHeight w:val="47" w:hRule="atLeast"/>
           <w:jc w:val="center"/>
         </w:trPr>
@@ -16056,8 +14913,8 @@
         <w:pStyle w:val="2"/>
         <w:spacing w:before="156" w:after="156"/>
       </w:pPr>
-      <w:bookmarkStart w:id="150" w:name="_Toc116145066"/>
-      <w:bookmarkStart w:id="151" w:name="_Toc82077177"/>
+      <w:bookmarkStart w:id="150" w:name="_Toc82077177"/>
+      <w:bookmarkStart w:id="151" w:name="_Toc116145066"/>
       <w:r>
         <w:rPr>
           <w:rFonts w:hint="eastAsia"/>
@@ -16111,7 +14968,6 @@
         <w:rPr>
           <w:sz w:val="24"/>
           <w:szCs w:val="24"/>
-          <w:lang/>
         </w:rPr>
         <w:t>9</w:t>
       </w:r>
@@ -16169,7 +15025,6 @@
         <w:rPr>
           <w:sz w:val="24"/>
           <w:szCs w:val="24"/>
-          <w:lang/>
         </w:rPr>
         <w:t>1</w:t>
       </w:r>
@@ -16219,10 +15074,6 @@
         <w:gridCol w:w="4957"/>
       </w:tblGrid>
       <w:tr>
-        <w:trPr>
-          <w:wBefore w:w="0" w:type="dxa"/>
-          <w:wAfter w:w="0" w:type="dxa"/>
-        </w:trPr>
         <w:tc>
           <w:tcPr>
             <w:tcW w:w="392" w:type="dxa"/>
@@ -16321,10 +15172,6 @@
         </w:tc>
       </w:tr>
       <w:tr>
-        <w:trPr>
-          <w:wBefore w:w="0" w:type="dxa"/>
-          <w:wAfter w:w="0" w:type="dxa"/>
-        </w:trPr>
         <w:tc>
           <w:tcPr>
             <w:tcW w:w="392" w:type="dxa"/>
@@ -18847,6 +17694,7 @@
       <w:jc w:val="both"/>
     </w:pPr>
     <w:rPr>
+      <w:rFonts w:ascii="Times New Roman" w:hAnsi="Times New Roman" w:eastAsia="宋体" w:cs="Times New Roman"/>
       <w:kern w:val="2"/>
       <w:sz w:val="24"/>
       <w:szCs w:val="24"/>
@@ -19023,7 +17871,6 @@
     <w:unhideWhenUsed/>
     <w:uiPriority w:val="99"/>
     <w:tblPr>
-      <w:tblStyle w:val="29"/>
       <w:tblCellMar>
         <w:top w:w="0" w:type="dxa"/>
         <w:left w:w="108" w:type="dxa"/>
@@ -19031,9 +17878,6 @@
         <w:right w:w="108" w:type="dxa"/>
       </w:tblCellMar>
     </w:tblPr>
-    <w:trPr>
-      <w:wBefore w:w="0" w:type="dxa"/>
-    </w:trPr>
   </w:style>
   <w:style w:type="paragraph" w:styleId="9">
     <w:name w:val="toc 7"/>
@@ -19320,7 +18164,6 @@
       <w:jc w:val="both"/>
     </w:pPr>
     <w:tblPr>
-      <w:tblStyle w:val="29"/>
       <w:tblBorders>
         <w:top w:val="single" w:color="auto" w:sz="4" w:space="0"/>
         <w:left w:val="single" w:color="auto" w:sz="4" w:space="0"/>
@@ -20479,6 +19322,7 @@
       <w:jc w:val="both"/>
     </w:pPr>
     <w:rPr>
+      <w:rFonts w:ascii="Times New Roman" w:hAnsi="Times New Roman" w:eastAsia="宋体" w:cs="Times New Roman"/>
       <w:kern w:val="2"/>
       <w:sz w:val="21"/>
       <w:szCs w:val="21"/>
@@ -20493,7 +19337,7 @@
       <w:jc w:val="both"/>
     </w:pPr>
     <w:rPr>
-      <w:rFonts w:ascii="Calibri" w:hAnsi="Calibri" w:cs="Calibri"/>
+      <w:rFonts w:ascii="Calibri" w:hAnsi="Calibri" w:eastAsia="宋体" w:cs="Calibri"/>
       <w:kern w:val="2"/>
       <w:sz w:val="21"/>
       <w:szCs w:val="21"/>
@@ -20562,6 +19406,7 @@
     <w:qFormat/>
     <w:uiPriority w:val="99"/>
     <w:rPr>
+      <w:rFonts w:ascii="Times New Roman" w:hAnsi="Times New Roman" w:eastAsia="宋体" w:cs="Times New Roman"/>
       <w:kern w:val="2"/>
       <w:sz w:val="21"/>
       <w:szCs w:val="24"/>
@@ -20615,7 +19460,6 @@
       <w:jc w:val="both"/>
     </w:pPr>
     <w:tblPr>
-      <w:tblStyle w:val="29"/>
       <w:tblBorders>
         <w:top w:val="single" w:color="auto" w:sz="4" w:space="0"/>
         <w:left w:val="single" w:color="auto" w:sz="4" w:space="0"/>
@@ -20636,7 +19480,6 @@
       <w:jc w:val="both"/>
     </w:pPr>
     <w:tblPr>
-      <w:tblStyle w:val="29"/>
       <w:tblBorders>
         <w:top w:val="single" w:color="auto" w:sz="4" w:space="0"/>
         <w:left w:val="single" w:color="auto" w:sz="4" w:space="0"/>
@@ -20771,7 +19614,6 @@
   </w:style>
   <w:style w:type="character" w:customStyle="1" w:styleId="132">
     <w:name w:val="正文缩进 Char1"/>
-    <w:aliases w:val="表正文 Char,正文非缩进 Char,正文（首行缩进两字） Char Char1,正文缩进 Char Char1,正文1 Char,ALT+Z Char,正文缩进 Char Char Char,正文（首行缩进两字） Char1,段1 Char,特点 Char,Normal Indent Char Char Char Char Char,首行缩进 Char,正文（首行缩进两字） Char Char Char Char1,正文（首行缩进两字） Char Char Char1"/>
     <w:link w:val="10"/>
     <w:uiPriority w:val="0"/>
     <w:rPr>
@@ -20793,7 +19635,6 @@
   </w:style>
   <w:style w:type="character" w:customStyle="1" w:styleId="134">
     <w:name w:val="题注 Char1"/>
-    <w:aliases w:val="题注 Char1 Char Char1,题注 Char Char Char Char1,Char Char Char1 Char Char Char1,题注 Char1 Char Char Char Char1,题注 Char Char Char Char Char Char1,Char Char Char Char Char Char1,题注 Char2 Char Char Char Char Char1,图注 Char1,图1 Char,钱_题注 Char1"/>
     <w:locked/>
     <w:uiPriority w:val="0"/>
     <w:rPr>
@@ -20820,8 +19661,8 @@
       <w:lang w:val="en-US" w:eastAsia="zh-CN"/>
     </w:rPr>
   </w:style>
-  <w:style w:type="paragraph" w:styleId="136">
-    <w:name w:val=""/>
+  <w:style w:type="paragraph" w:customStyle="1" w:styleId="136">
+    <w:name w:val="_Style 135"/>
     <w:basedOn w:val="2"/>
     <w:next w:val="1"/>
     <w:semiHidden/>
